--- a/doc/疲劳管理.docx
+++ b/doc/疲劳管理.docx
@@ -3,12 +3,1616 @@
 <w:document xmlns:wpc="http://schemas.microsoft.com/office/word/2010/wordprocessingCanvas" xmlns:cx="http://schemas.microsoft.com/office/drawing/2014/chartex" xmlns:cx1="http://schemas.microsoft.com/office/drawing/2015/9/8/chartex" xmlns:cx2="http://schemas.microsoft.com/office/drawing/2015/10/21/chartex" xmlns:cx3="http://schemas.microsoft.com/office/drawing/2016/5/9/chartex" xmlns:cx4="http://schemas.microsoft.com/office/drawing/2016/5/10/chartex" xmlns:cx5="http://schemas.microsoft.com/office/drawing/2016/5/11/chartex" xmlns:cx6="http://schemas.microsoft.com/office/drawing/2016/5/12/chartex" xmlns:cx7="http://schemas.microsoft.com/office/drawing/2016/5/13/chartex" xmlns:cx8="http://schemas.microsoft.com/office/drawing/2016/5/14/chartex" xmlns:mc="http://schemas.openxmlformats.org/markup-compatibility/2006" xmlns:aink="http://schemas.microsoft.com/office/drawing/2016/ink" xmlns:am3d="http://schemas.microsoft.com/office/drawing/2017/model3d" xmlns:o="urn:schemas-microsoft-com:office:office" xmlns:oel="http://schemas.microsoft.com/office/2019/extlst" xmlns:r="http://schemas.openxmlformats.org/officeDocument/2006/relationships" xmlns:m="http://schemas.openxmlformats.org/officeDocument/2006/math" xmlns:v="urn:schemas-microsoft-com:vml" xmlns:wp14="http://schemas.microsoft.com/office/word/2010/wordprocessingDrawing" xmlns:wp="http://schemas.openxmlformats.org/drawingml/2006/wordprocessingDrawing" xmlns:w10="urn:schemas-microsoft-com:office:word" xmlns:w="http://schemas.openxmlformats.org/wordprocessingml/2006/main" xmlns:w14="http://schemas.microsoft.com/office/word/2010/wordml" xmlns:w15="http://schemas.microsoft.com/office/word/2012/wordml" xmlns:w16cex="http://schemas.microsoft.com/office/word/2018/wordml/cex" xmlns:w16cid="http://schemas.microsoft.com/office/word/2016/wordml/cid" xmlns:w16="http://schemas.microsoft.com/office/word/2018/wordml" xmlns:w16du="http://schemas.microsoft.com/office/word/2023/wordml/word16du" xmlns:w16sdtdh="http://schemas.microsoft.com/office/word/2020/wordml/sdtdatahash" xmlns:w16sdtfl="http://schemas.microsoft.com/office/word/2024/wordml/sdtformatlock" xmlns:w16se="http://schemas.microsoft.com/office/word/2015/wordml/symex" xmlns:wpg="http://schemas.microsoft.com/office/word/2010/wordprocessingGroup" xmlns:wpi="http://schemas.microsoft.com/office/word/2010/wordprocessingInk" xmlns:wne="http://schemas.microsoft.com/office/word/2006/wordml" xmlns:wps="http://schemas.microsoft.com/office/word/2010/wordprocessingShape" mc:Ignorable="w14 w15 w16se w16cid w16 w16cex w16sdtdh w16sdtfl w16du wp14">
   <w:body>
     <w:p>
+      <w:pPr>
+        <w:pStyle w:val="2"/>
+      </w:pPr>
       <w:r>
         <w:rPr>
           <w:rFonts w:hint="eastAsia"/>
         </w:rPr>
         <w:t>疲劳管理</w:t>
       </w:r>
+    </w:p>
+    <w:p>
+      <w:pPr>
+        <w:pStyle w:val="3"/>
+      </w:pPr>
+      <w:r>
+        <w:rPr>
+          <w:rFonts w:hint="eastAsia"/>
+        </w:rPr>
+        <w:t>三类脑力活动</w:t>
+      </w:r>
+    </w:p>
+    <w:p>
+      <w:pPr>
+        <w:widowControl/>
+        <w:numPr>
+          <w:ilvl w:val="0"/>
+          <w:numId w:val="1"/>
+        </w:numPr>
+        <w:spacing w:before="100" w:beforeAutospacing="1" w:after="100" w:afterAutospacing="1"/>
+        <w:jc w:val="left"/>
+        <w:rPr>
+          <w:rFonts w:ascii="宋体" w:eastAsia="宋体" w:hAnsi="宋体" w:cs="宋体"/>
+          <w:kern w:val="0"/>
+          <w:sz w:val="24"/>
+        </w:rPr>
+      </w:pPr>
+      <w:r>
+        <w:rPr>
+          <w:rFonts w:ascii="宋体" w:eastAsia="宋体" w:hAnsi="宋体" w:cs="宋体"/>
+          <w:b/>
+          <w:bCs/>
+          <w:kern w:val="0"/>
+          <w:sz w:val="24"/>
+        </w:rPr>
+        <w:t>高控制力 / 高执行功能任务（早上）</w:t>
+      </w:r>
+    </w:p>
+    <w:p>
+      <w:pPr>
+        <w:widowControl/>
+        <w:numPr>
+          <w:ilvl w:val="1"/>
+          <w:numId w:val="1"/>
+        </w:numPr>
+        <w:spacing w:before="100" w:beforeAutospacing="1" w:after="100" w:afterAutospacing="1"/>
+        <w:jc w:val="left"/>
+        <w:rPr>
+          <w:rFonts w:ascii="宋体" w:eastAsia="宋体" w:hAnsi="宋体" w:cs="宋体"/>
+          <w:kern w:val="0"/>
+          <w:sz w:val="24"/>
+        </w:rPr>
+      </w:pPr>
+      <w:r>
+        <w:rPr>
+          <w:rFonts w:ascii="宋体" w:eastAsia="宋体" w:hAnsi="宋体" w:cs="宋体"/>
+          <w:kern w:val="0"/>
+          <w:sz w:val="24"/>
+        </w:rPr>
+        <w:t>特征：</w:t>
+      </w:r>
+    </w:p>
+    <w:p>
+      <w:pPr>
+        <w:widowControl/>
+        <w:numPr>
+          <w:ilvl w:val="2"/>
+          <w:numId w:val="1"/>
+        </w:numPr>
+        <w:spacing w:before="100" w:beforeAutospacing="1" w:after="100" w:afterAutospacing="1"/>
+        <w:jc w:val="left"/>
+        <w:rPr>
+          <w:rFonts w:ascii="宋体" w:eastAsia="宋体" w:hAnsi="宋体" w:cs="宋体"/>
+          <w:kern w:val="0"/>
+          <w:sz w:val="24"/>
+        </w:rPr>
+      </w:pPr>
+      <w:r>
+        <w:rPr>
+          <w:rFonts w:ascii="宋体" w:eastAsia="宋体" w:hAnsi="宋体" w:cs="宋体"/>
+          <w:kern w:val="0"/>
+          <w:sz w:val="24"/>
+        </w:rPr>
+        <w:t>需要工作记忆</w:t>
+      </w:r>
+    </w:p>
+    <w:p>
+      <w:pPr>
+        <w:widowControl/>
+        <w:numPr>
+          <w:ilvl w:val="2"/>
+          <w:numId w:val="1"/>
+        </w:numPr>
+        <w:spacing w:before="100" w:beforeAutospacing="1" w:after="100" w:afterAutospacing="1"/>
+        <w:jc w:val="left"/>
+        <w:rPr>
+          <w:rFonts w:ascii="宋体" w:eastAsia="宋体" w:hAnsi="宋体" w:cs="宋体"/>
+          <w:kern w:val="0"/>
+          <w:sz w:val="24"/>
+        </w:rPr>
+      </w:pPr>
+      <w:r>
+        <w:rPr>
+          <w:rFonts w:ascii="宋体" w:eastAsia="宋体" w:hAnsi="宋体" w:cs="宋体"/>
+          <w:kern w:val="0"/>
+          <w:sz w:val="24"/>
+        </w:rPr>
+        <w:t>需要抽象推理</w:t>
+      </w:r>
+    </w:p>
+    <w:p>
+      <w:pPr>
+        <w:widowControl/>
+        <w:numPr>
+          <w:ilvl w:val="2"/>
+          <w:numId w:val="1"/>
+        </w:numPr>
+        <w:spacing w:before="100" w:beforeAutospacing="1" w:after="100" w:afterAutospacing="1"/>
+        <w:jc w:val="left"/>
+        <w:rPr>
+          <w:rFonts w:ascii="宋体" w:eastAsia="宋体" w:hAnsi="宋体" w:cs="宋体"/>
+          <w:kern w:val="0"/>
+          <w:sz w:val="24"/>
+        </w:rPr>
+      </w:pPr>
+      <w:r>
+        <w:rPr>
+          <w:rFonts w:ascii="宋体" w:eastAsia="宋体" w:hAnsi="宋体" w:cs="宋体"/>
+          <w:kern w:val="0"/>
+          <w:sz w:val="24"/>
+        </w:rPr>
+        <w:t>需要长期目标维持</w:t>
+      </w:r>
+    </w:p>
+    <w:p>
+      <w:pPr>
+        <w:widowControl/>
+        <w:numPr>
+          <w:ilvl w:val="2"/>
+          <w:numId w:val="1"/>
+        </w:numPr>
+        <w:spacing w:before="100" w:beforeAutospacing="1" w:after="100" w:afterAutospacing="1"/>
+        <w:jc w:val="left"/>
+        <w:rPr>
+          <w:rFonts w:ascii="宋体" w:eastAsia="宋体" w:hAnsi="宋体" w:cs="宋体"/>
+          <w:kern w:val="0"/>
+          <w:sz w:val="24"/>
+        </w:rPr>
+      </w:pPr>
+      <w:r>
+        <w:rPr>
+          <w:rFonts w:ascii="宋体" w:eastAsia="宋体" w:hAnsi="宋体" w:cs="宋体"/>
+          <w:kern w:val="0"/>
+          <w:sz w:val="24"/>
+        </w:rPr>
+        <w:t>需要抑制干扰（不走神、不被打断）</w:t>
+      </w:r>
+    </w:p>
+    <w:p>
+      <w:pPr>
+        <w:widowControl/>
+        <w:numPr>
+          <w:ilvl w:val="1"/>
+          <w:numId w:val="1"/>
+        </w:numPr>
+        <w:spacing w:before="100" w:beforeAutospacing="1" w:after="100" w:afterAutospacing="1"/>
+        <w:jc w:val="left"/>
+        <w:rPr>
+          <w:rFonts w:ascii="宋体" w:eastAsia="宋体" w:hAnsi="宋体" w:cs="宋体"/>
+          <w:kern w:val="0"/>
+          <w:sz w:val="24"/>
+        </w:rPr>
+      </w:pPr>
+      <w:r>
+        <w:rPr>
+          <w:rFonts w:ascii="宋体" w:eastAsia="宋体" w:hAnsi="宋体" w:cs="宋体"/>
+          <w:kern w:val="0"/>
+          <w:sz w:val="24"/>
+        </w:rPr>
+        <w:t>典型例子：</w:t>
+      </w:r>
+    </w:p>
+    <w:p>
+      <w:pPr>
+        <w:widowControl/>
+        <w:numPr>
+          <w:ilvl w:val="2"/>
+          <w:numId w:val="1"/>
+        </w:numPr>
+        <w:spacing w:before="100" w:beforeAutospacing="1" w:after="100" w:afterAutospacing="1"/>
+        <w:jc w:val="left"/>
+        <w:rPr>
+          <w:rFonts w:ascii="宋体" w:eastAsia="宋体" w:hAnsi="宋体" w:cs="宋体"/>
+          <w:kern w:val="0"/>
+          <w:sz w:val="24"/>
+        </w:rPr>
+      </w:pPr>
+      <w:r>
+        <w:rPr>
+          <w:rFonts w:ascii="宋体" w:eastAsia="宋体" w:hAnsi="宋体" w:cs="宋体"/>
+          <w:kern w:val="0"/>
+          <w:sz w:val="24"/>
+        </w:rPr>
+        <w:t>写论文逻辑结构</w:t>
+      </w:r>
+    </w:p>
+    <w:p>
+      <w:pPr>
+        <w:widowControl/>
+        <w:numPr>
+          <w:ilvl w:val="2"/>
+          <w:numId w:val="1"/>
+        </w:numPr>
+        <w:spacing w:before="100" w:beforeAutospacing="1" w:after="100" w:afterAutospacing="1"/>
+        <w:jc w:val="left"/>
+        <w:rPr>
+          <w:rFonts w:ascii="宋体" w:eastAsia="宋体" w:hAnsi="宋体" w:cs="宋体"/>
+          <w:kern w:val="0"/>
+          <w:sz w:val="24"/>
+        </w:rPr>
+      </w:pPr>
+      <w:r>
+        <w:rPr>
+          <w:rFonts w:ascii="宋体" w:eastAsia="宋体" w:hAnsi="宋体" w:cs="宋体"/>
+          <w:kern w:val="0"/>
+          <w:sz w:val="24"/>
+        </w:rPr>
+        <w:t>设计实验方案</w:t>
+      </w:r>
+    </w:p>
+    <w:p>
+      <w:pPr>
+        <w:widowControl/>
+        <w:numPr>
+          <w:ilvl w:val="2"/>
+          <w:numId w:val="1"/>
+        </w:numPr>
+        <w:spacing w:before="100" w:beforeAutospacing="1" w:after="100" w:afterAutospacing="1"/>
+        <w:jc w:val="left"/>
+        <w:rPr>
+          <w:rFonts w:ascii="宋体" w:eastAsia="宋体" w:hAnsi="宋体" w:cs="宋体"/>
+          <w:kern w:val="0"/>
+          <w:sz w:val="24"/>
+        </w:rPr>
+      </w:pPr>
+      <w:r>
+        <w:rPr>
+          <w:rFonts w:ascii="宋体" w:eastAsia="宋体" w:hAnsi="宋体" w:cs="宋体"/>
+          <w:kern w:val="0"/>
+          <w:sz w:val="24"/>
+        </w:rPr>
+        <w:t>写复杂脚本 / 架构设计</w:t>
+      </w:r>
+    </w:p>
+    <w:p>
+      <w:pPr>
+        <w:widowControl/>
+        <w:numPr>
+          <w:ilvl w:val="2"/>
+          <w:numId w:val="1"/>
+        </w:numPr>
+        <w:spacing w:before="100" w:beforeAutospacing="1" w:after="100" w:afterAutospacing="1"/>
+        <w:jc w:val="left"/>
+        <w:rPr>
+          <w:rFonts w:ascii="宋体" w:eastAsia="宋体" w:hAnsi="宋体" w:cs="宋体"/>
+          <w:kern w:val="0"/>
+          <w:sz w:val="24"/>
+        </w:rPr>
+      </w:pPr>
+      <w:r>
+        <w:rPr>
+          <w:rFonts w:ascii="宋体" w:eastAsia="宋体" w:hAnsi="宋体" w:cs="宋体"/>
+          <w:kern w:val="0"/>
+          <w:sz w:val="24"/>
+        </w:rPr>
+        <w:t>做“需要想清楚”的决策</w:t>
+      </w:r>
+    </w:p>
+    <w:p>
+      <w:pPr>
+        <w:widowControl/>
+        <w:numPr>
+          <w:ilvl w:val="1"/>
+          <w:numId w:val="1"/>
+        </w:numPr>
+        <w:spacing w:before="100" w:beforeAutospacing="1" w:after="100" w:afterAutospacing="1"/>
+        <w:jc w:val="left"/>
+        <w:rPr>
+          <w:rFonts w:ascii="宋体" w:eastAsia="宋体" w:hAnsi="宋体" w:cs="宋体"/>
+          <w:kern w:val="0"/>
+          <w:sz w:val="24"/>
+        </w:rPr>
+      </w:pPr>
+      <w:r>
+        <w:rPr>
+          <w:rFonts w:ascii="宋体" w:eastAsia="宋体" w:hAnsi="宋体" w:cs="宋体"/>
+          <w:kern w:val="0"/>
+          <w:sz w:val="24"/>
+        </w:rPr>
+        <w:t>认知科学对应：</w:t>
+      </w:r>
+    </w:p>
+    <w:p>
+      <w:pPr>
+        <w:widowControl/>
+        <w:numPr>
+          <w:ilvl w:val="2"/>
+          <w:numId w:val="1"/>
+        </w:numPr>
+        <w:spacing w:before="100" w:beforeAutospacing="1" w:after="100" w:afterAutospacing="1"/>
+        <w:jc w:val="left"/>
+        <w:rPr>
+          <w:rFonts w:ascii="宋体" w:eastAsia="宋体" w:hAnsi="宋体" w:cs="宋体"/>
+          <w:kern w:val="0"/>
+          <w:sz w:val="24"/>
+        </w:rPr>
+      </w:pPr>
+      <w:r>
+        <w:rPr>
+          <w:rFonts w:ascii="宋体" w:eastAsia="宋体" w:hAnsi="宋体" w:cs="宋体"/>
+          <w:kern w:val="0"/>
+          <w:sz w:val="24"/>
+        </w:rPr>
+        <w:t xml:space="preserve">主要消耗 </w:t>
+      </w:r>
+      <w:r>
+        <w:rPr>
+          <w:rFonts w:ascii="宋体" w:eastAsia="宋体" w:hAnsi="宋体" w:cs="宋体"/>
+          <w:b/>
+          <w:bCs/>
+          <w:kern w:val="0"/>
+          <w:sz w:val="24"/>
+        </w:rPr>
+        <w:t>执行功能（Executive Function）</w:t>
+      </w:r>
+      <w:r>
+        <w:rPr>
+          <w:rFonts w:ascii="宋体" w:eastAsia="宋体" w:hAnsi="宋体" w:cs="宋体"/>
+          <w:kern w:val="0"/>
+          <w:sz w:val="24"/>
+        </w:rPr>
+        <w:t xml:space="preserve"> + </w:t>
+      </w:r>
+      <w:r>
+        <w:rPr>
+          <w:rFonts w:ascii="宋体" w:eastAsia="宋体" w:hAnsi="宋体" w:cs="宋体"/>
+          <w:b/>
+          <w:bCs/>
+          <w:kern w:val="0"/>
+          <w:sz w:val="24"/>
+        </w:rPr>
+        <w:t>前额叶控制资源</w:t>
+      </w:r>
+    </w:p>
+    <w:p>
+      <w:pPr>
+        <w:widowControl/>
+        <w:numPr>
+          <w:ilvl w:val="2"/>
+          <w:numId w:val="1"/>
+        </w:numPr>
+        <w:spacing w:before="100" w:beforeAutospacing="1" w:after="100" w:afterAutospacing="1"/>
+        <w:jc w:val="left"/>
+        <w:rPr>
+          <w:rFonts w:ascii="宋体" w:eastAsia="宋体" w:hAnsi="宋体" w:cs="宋体"/>
+          <w:kern w:val="0"/>
+          <w:sz w:val="24"/>
+        </w:rPr>
+      </w:pPr>
+      <w:r>
+        <w:rPr>
+          <w:rFonts w:ascii="宋体" w:eastAsia="宋体" w:hAnsi="宋体" w:cs="宋体"/>
+          <w:kern w:val="0"/>
+          <w:sz w:val="24"/>
+        </w:rPr>
+        <w:t>这些资源在</w:t>
+      </w:r>
+      <w:r>
+        <w:rPr>
+          <w:rFonts w:ascii="宋体" w:eastAsia="宋体" w:hAnsi="宋体" w:cs="宋体"/>
+          <w:b/>
+          <w:bCs/>
+          <w:kern w:val="0"/>
+          <w:sz w:val="24"/>
+        </w:rPr>
+        <w:t>睡眠后</w:t>
+      </w:r>
+      <w:r>
+        <w:rPr>
+          <w:rFonts w:ascii="宋体" w:eastAsia="宋体" w:hAnsi="宋体" w:cs="宋体"/>
+          <w:kern w:val="0"/>
+          <w:sz w:val="24"/>
+        </w:rPr>
+        <w:t>通常处于一天的高点</w:t>
+      </w:r>
+    </w:p>
+    <w:p>
+      <w:pPr>
+        <w:widowControl/>
+        <w:spacing w:before="100" w:beforeAutospacing="1" w:after="100" w:afterAutospacing="1"/>
+        <w:jc w:val="left"/>
+        <w:rPr>
+          <w:rFonts w:ascii="宋体" w:eastAsia="宋体" w:hAnsi="宋体" w:cs="宋体"/>
+          <w:kern w:val="0"/>
+          <w:sz w:val="24"/>
+        </w:rPr>
+      </w:pPr>
+    </w:p>
+    <w:p>
+      <w:pPr>
+        <w:widowControl/>
+        <w:spacing w:before="100" w:beforeAutospacing="1" w:after="100" w:afterAutospacing="1"/>
+        <w:jc w:val="left"/>
+        <w:rPr>
+          <w:rFonts w:ascii="宋体" w:eastAsia="宋体" w:hAnsi="宋体" w:cs="宋体"/>
+          <w:kern w:val="0"/>
+          <w:sz w:val="24"/>
+        </w:rPr>
+      </w:pPr>
+      <w:r>
+        <w:rPr>
+          <w:rFonts w:ascii="宋体" w:eastAsia="宋体" w:hAnsi="宋体" w:cs="宋体"/>
+          <w:kern w:val="0"/>
+          <w:sz w:val="24"/>
+        </w:rPr>
+        <w:t>你把这个放在“早上脑袋最清楚的时候”，是非常合理的。</w:t>
+      </w:r>
+    </w:p>
+    <w:p>
+      <w:pPr>
+        <w:widowControl/>
+        <w:jc w:val="left"/>
+        <w:rPr>
+          <w:rFonts w:ascii="宋体" w:eastAsia="宋体" w:hAnsi="宋体" w:cs="宋体"/>
+          <w:kern w:val="0"/>
+          <w:sz w:val="24"/>
+        </w:rPr>
+      </w:pPr>
+      <w:r>
+        <w:rPr>
+          <w:rFonts w:ascii="宋体" w:eastAsia="宋体" w:hAnsi="宋体" w:cs="宋体"/>
+          <w:noProof/>
+          <w:kern w:val="0"/>
+          <w:sz w:val="24"/>
+        </w:rPr>
+        <w:pict w14:anchorId="1F3FA3EC">
+          <v:rect id="_x0000_i1026" alt="" style="width:415.3pt;height:.05pt;mso-width-percent:0;mso-height-percent:0;mso-width-percent:0;mso-height-percent:0" o:hralign="center" o:hrstd="t" o:hr="t" fillcolor="#a0a0a0" stroked="f"/>
+        </w:pict>
+      </w:r>
+    </w:p>
+    <w:p>
+      <w:pPr>
+        <w:widowControl/>
+        <w:numPr>
+          <w:ilvl w:val="0"/>
+          <w:numId w:val="2"/>
+        </w:numPr>
+        <w:spacing w:before="100" w:beforeAutospacing="1" w:after="100" w:afterAutospacing="1"/>
+        <w:jc w:val="left"/>
+        <w:rPr>
+          <w:rFonts w:ascii="宋体" w:eastAsia="宋体" w:hAnsi="宋体" w:cs="宋体"/>
+          <w:kern w:val="0"/>
+          <w:sz w:val="24"/>
+        </w:rPr>
+      </w:pPr>
+      <w:r>
+        <w:rPr>
+          <w:rFonts w:ascii="宋体" w:eastAsia="宋体" w:hAnsi="宋体" w:cs="宋体"/>
+          <w:b/>
+          <w:bCs/>
+          <w:kern w:val="0"/>
+          <w:sz w:val="24"/>
+        </w:rPr>
+        <w:t>中等控制力 / 程序化任务（脑袋开始累时）</w:t>
+      </w:r>
+    </w:p>
+    <w:p>
+      <w:pPr>
+        <w:widowControl/>
+        <w:numPr>
+          <w:ilvl w:val="1"/>
+          <w:numId w:val="2"/>
+        </w:numPr>
+        <w:spacing w:before="100" w:beforeAutospacing="1" w:after="100" w:afterAutospacing="1"/>
+        <w:jc w:val="left"/>
+        <w:rPr>
+          <w:rFonts w:ascii="宋体" w:eastAsia="宋体" w:hAnsi="宋体" w:cs="宋体"/>
+          <w:kern w:val="0"/>
+          <w:sz w:val="24"/>
+        </w:rPr>
+      </w:pPr>
+      <w:r>
+        <w:rPr>
+          <w:rFonts w:ascii="宋体" w:eastAsia="宋体" w:hAnsi="宋体" w:cs="宋体"/>
+          <w:kern w:val="0"/>
+          <w:sz w:val="24"/>
+        </w:rPr>
+        <w:t>特征：</w:t>
+      </w:r>
+    </w:p>
+    <w:p>
+      <w:pPr>
+        <w:widowControl/>
+        <w:numPr>
+          <w:ilvl w:val="2"/>
+          <w:numId w:val="2"/>
+        </w:numPr>
+        <w:spacing w:before="100" w:beforeAutospacing="1" w:after="100" w:afterAutospacing="1"/>
+        <w:jc w:val="left"/>
+        <w:rPr>
+          <w:rFonts w:ascii="宋体" w:eastAsia="宋体" w:hAnsi="宋体" w:cs="宋体"/>
+          <w:kern w:val="0"/>
+          <w:sz w:val="24"/>
+        </w:rPr>
+      </w:pPr>
+      <w:r>
+        <w:rPr>
+          <w:rFonts w:ascii="宋体" w:eastAsia="宋体" w:hAnsi="宋体" w:cs="宋体"/>
+          <w:kern w:val="0"/>
+          <w:sz w:val="24"/>
+        </w:rPr>
+        <w:t>规则明确</w:t>
+      </w:r>
+    </w:p>
+    <w:p>
+      <w:pPr>
+        <w:widowControl/>
+        <w:numPr>
+          <w:ilvl w:val="2"/>
+          <w:numId w:val="2"/>
+        </w:numPr>
+        <w:spacing w:before="100" w:beforeAutospacing="1" w:after="100" w:afterAutospacing="1"/>
+        <w:jc w:val="left"/>
+        <w:rPr>
+          <w:rFonts w:ascii="宋体" w:eastAsia="宋体" w:hAnsi="宋体" w:cs="宋体"/>
+          <w:kern w:val="0"/>
+          <w:sz w:val="24"/>
+        </w:rPr>
+      </w:pPr>
+      <w:r>
+        <w:rPr>
+          <w:rFonts w:ascii="宋体" w:eastAsia="宋体" w:hAnsi="宋体" w:cs="宋体"/>
+          <w:kern w:val="0"/>
+          <w:sz w:val="24"/>
+        </w:rPr>
+        <w:t>步骤固定</w:t>
+      </w:r>
+    </w:p>
+    <w:p>
+      <w:pPr>
+        <w:widowControl/>
+        <w:numPr>
+          <w:ilvl w:val="2"/>
+          <w:numId w:val="2"/>
+        </w:numPr>
+        <w:spacing w:before="100" w:beforeAutospacing="1" w:after="100" w:afterAutospacing="1"/>
+        <w:jc w:val="left"/>
+        <w:rPr>
+          <w:rFonts w:ascii="宋体" w:eastAsia="宋体" w:hAnsi="宋体" w:cs="宋体"/>
+          <w:kern w:val="0"/>
+          <w:sz w:val="24"/>
+        </w:rPr>
+      </w:pPr>
+      <w:r>
+        <w:rPr>
+          <w:rFonts w:ascii="宋体" w:eastAsia="宋体" w:hAnsi="宋体" w:cs="宋体"/>
+          <w:kern w:val="0"/>
+          <w:sz w:val="24"/>
+        </w:rPr>
+        <w:t>需要注意力，但不太需要创造新结构</w:t>
+      </w:r>
+    </w:p>
+    <w:p>
+      <w:pPr>
+        <w:widowControl/>
+        <w:numPr>
+          <w:ilvl w:val="1"/>
+          <w:numId w:val="2"/>
+        </w:numPr>
+        <w:spacing w:before="100" w:beforeAutospacing="1" w:after="100" w:afterAutospacing="1"/>
+        <w:jc w:val="left"/>
+        <w:rPr>
+          <w:rFonts w:ascii="宋体" w:eastAsia="宋体" w:hAnsi="宋体" w:cs="宋体"/>
+          <w:kern w:val="0"/>
+          <w:sz w:val="24"/>
+        </w:rPr>
+      </w:pPr>
+      <w:r>
+        <w:rPr>
+          <w:rFonts w:ascii="宋体" w:eastAsia="宋体" w:hAnsi="宋体" w:cs="宋体"/>
+          <w:kern w:val="0"/>
+          <w:sz w:val="24"/>
+        </w:rPr>
+        <w:t>典型例子：</w:t>
+      </w:r>
+    </w:p>
+    <w:p>
+      <w:pPr>
+        <w:widowControl/>
+        <w:numPr>
+          <w:ilvl w:val="2"/>
+          <w:numId w:val="2"/>
+        </w:numPr>
+        <w:spacing w:before="100" w:beforeAutospacing="1" w:after="100" w:afterAutospacing="1"/>
+        <w:jc w:val="left"/>
+        <w:rPr>
+          <w:rFonts w:ascii="宋体" w:eastAsia="宋体" w:hAnsi="宋体" w:cs="宋体"/>
+          <w:kern w:val="0"/>
+          <w:sz w:val="24"/>
+        </w:rPr>
+      </w:pPr>
+      <w:r>
+        <w:rPr>
+          <w:rFonts w:ascii="宋体" w:eastAsia="宋体" w:hAnsi="宋体" w:cs="宋体"/>
+          <w:kern w:val="0"/>
+          <w:sz w:val="24"/>
+        </w:rPr>
+        <w:t>按既定流程跑数据</w:t>
+      </w:r>
+    </w:p>
+    <w:p>
+      <w:pPr>
+        <w:widowControl/>
+        <w:numPr>
+          <w:ilvl w:val="2"/>
+          <w:numId w:val="2"/>
+        </w:numPr>
+        <w:spacing w:before="100" w:beforeAutospacing="1" w:after="100" w:afterAutospacing="1"/>
+        <w:jc w:val="left"/>
+        <w:rPr>
+          <w:rFonts w:ascii="宋体" w:eastAsia="宋体" w:hAnsi="宋体" w:cs="宋体"/>
+          <w:kern w:val="0"/>
+          <w:sz w:val="24"/>
+        </w:rPr>
+      </w:pPr>
+      <w:r>
+        <w:rPr>
+          <w:rFonts w:ascii="宋体" w:eastAsia="宋体" w:hAnsi="宋体" w:cs="宋体"/>
+          <w:kern w:val="0"/>
+          <w:sz w:val="24"/>
+        </w:rPr>
+        <w:t>整理文件 / 标注图片</w:t>
+      </w:r>
+    </w:p>
+    <w:p>
+      <w:pPr>
+        <w:widowControl/>
+        <w:numPr>
+          <w:ilvl w:val="2"/>
+          <w:numId w:val="2"/>
+        </w:numPr>
+        <w:spacing w:before="100" w:beforeAutospacing="1" w:after="100" w:afterAutospacing="1"/>
+        <w:jc w:val="left"/>
+        <w:rPr>
+          <w:rFonts w:ascii="宋体" w:eastAsia="宋体" w:hAnsi="宋体" w:cs="宋体"/>
+          <w:kern w:val="0"/>
+          <w:sz w:val="24"/>
+        </w:rPr>
+      </w:pPr>
+      <w:r>
+        <w:rPr>
+          <w:rFonts w:ascii="宋体" w:eastAsia="宋体" w:hAnsi="宋体" w:cs="宋体"/>
+          <w:kern w:val="0"/>
+          <w:sz w:val="24"/>
+        </w:rPr>
+        <w:t>写已经想清楚结构的代码</w:t>
+      </w:r>
+    </w:p>
+    <w:p>
+      <w:pPr>
+        <w:widowControl/>
+        <w:numPr>
+          <w:ilvl w:val="2"/>
+          <w:numId w:val="2"/>
+        </w:numPr>
+        <w:spacing w:before="100" w:beforeAutospacing="1" w:after="100" w:afterAutospacing="1"/>
+        <w:jc w:val="left"/>
+        <w:rPr>
+          <w:rFonts w:ascii="宋体" w:eastAsia="宋体" w:hAnsi="宋体" w:cs="宋体"/>
+          <w:kern w:val="0"/>
+          <w:sz w:val="24"/>
+        </w:rPr>
+      </w:pPr>
+      <w:r>
+        <w:rPr>
+          <w:rFonts w:ascii="宋体" w:eastAsia="宋体" w:hAnsi="宋体" w:cs="宋体"/>
+          <w:kern w:val="0"/>
+          <w:sz w:val="24"/>
+        </w:rPr>
+        <w:t>执行实验流程</w:t>
+      </w:r>
+    </w:p>
+    <w:p>
+      <w:pPr>
+        <w:widowControl/>
+        <w:numPr>
+          <w:ilvl w:val="1"/>
+          <w:numId w:val="2"/>
+        </w:numPr>
+        <w:spacing w:before="100" w:beforeAutospacing="1" w:after="100" w:afterAutospacing="1"/>
+        <w:jc w:val="left"/>
+        <w:rPr>
+          <w:rFonts w:ascii="宋体" w:eastAsia="宋体" w:hAnsi="宋体" w:cs="宋体"/>
+          <w:kern w:val="0"/>
+          <w:sz w:val="24"/>
+        </w:rPr>
+      </w:pPr>
+      <w:r>
+        <w:rPr>
+          <w:rFonts w:ascii="宋体" w:eastAsia="宋体" w:hAnsi="宋体" w:cs="宋体"/>
+          <w:kern w:val="0"/>
+          <w:sz w:val="24"/>
+        </w:rPr>
+        <w:t>认知科学对应：</w:t>
+      </w:r>
+    </w:p>
+    <w:p>
+      <w:pPr>
+        <w:widowControl/>
+        <w:numPr>
+          <w:ilvl w:val="2"/>
+          <w:numId w:val="2"/>
+        </w:numPr>
+        <w:spacing w:before="100" w:beforeAutospacing="1" w:after="100" w:afterAutospacing="1"/>
+        <w:jc w:val="left"/>
+        <w:rPr>
+          <w:rFonts w:ascii="宋体" w:eastAsia="宋体" w:hAnsi="宋体" w:cs="宋体"/>
+          <w:kern w:val="0"/>
+          <w:sz w:val="24"/>
+        </w:rPr>
+      </w:pPr>
+      <w:r>
+        <w:rPr>
+          <w:rFonts w:ascii="宋体" w:eastAsia="宋体" w:hAnsi="宋体" w:cs="宋体"/>
+          <w:kern w:val="0"/>
+          <w:sz w:val="24"/>
+        </w:rPr>
+        <w:t xml:space="preserve">更多依赖 </w:t>
+      </w:r>
+      <w:r>
+        <w:rPr>
+          <w:rFonts w:ascii="宋体" w:eastAsia="宋体" w:hAnsi="宋体" w:cs="宋体"/>
+          <w:b/>
+          <w:bCs/>
+          <w:kern w:val="0"/>
+          <w:sz w:val="24"/>
+        </w:rPr>
+        <w:t>程序性记忆</w:t>
+      </w:r>
+      <w:r>
+        <w:rPr>
+          <w:rFonts w:ascii="宋体" w:eastAsia="宋体" w:hAnsi="宋体" w:cs="宋体"/>
+          <w:kern w:val="0"/>
+          <w:sz w:val="24"/>
+        </w:rPr>
+        <w:t xml:space="preserve"> 和 </w:t>
+      </w:r>
+      <w:r>
+        <w:rPr>
+          <w:rFonts w:ascii="宋体" w:eastAsia="宋体" w:hAnsi="宋体" w:cs="宋体"/>
+          <w:b/>
+          <w:bCs/>
+          <w:kern w:val="0"/>
+          <w:sz w:val="24"/>
+        </w:rPr>
+        <w:t>习惯化技能</w:t>
+      </w:r>
+    </w:p>
+    <w:p>
+      <w:pPr>
+        <w:widowControl/>
+        <w:numPr>
+          <w:ilvl w:val="2"/>
+          <w:numId w:val="2"/>
+        </w:numPr>
+        <w:spacing w:before="100" w:beforeAutospacing="1" w:after="100" w:afterAutospacing="1"/>
+        <w:jc w:val="left"/>
+        <w:rPr>
+          <w:rFonts w:ascii="宋体" w:eastAsia="宋体" w:hAnsi="宋体" w:cs="宋体"/>
+          <w:kern w:val="0"/>
+          <w:sz w:val="24"/>
+        </w:rPr>
+      </w:pPr>
+      <w:r>
+        <w:rPr>
+          <w:rFonts w:ascii="宋体" w:eastAsia="宋体" w:hAnsi="宋体" w:cs="宋体"/>
+          <w:kern w:val="0"/>
+          <w:sz w:val="24"/>
+        </w:rPr>
+        <w:t>对前额叶高强度控制的需求较低</w:t>
+      </w:r>
+    </w:p>
+    <w:p>
+      <w:pPr>
+        <w:widowControl/>
+        <w:numPr>
+          <w:ilvl w:val="2"/>
+          <w:numId w:val="2"/>
+        </w:numPr>
+        <w:spacing w:before="100" w:beforeAutospacing="1" w:after="100" w:afterAutospacing="1"/>
+        <w:jc w:val="left"/>
+        <w:rPr>
+          <w:rFonts w:ascii="宋体" w:eastAsia="宋体" w:hAnsi="宋体" w:cs="宋体"/>
+          <w:kern w:val="0"/>
+          <w:sz w:val="24"/>
+        </w:rPr>
+      </w:pPr>
+      <w:r>
+        <w:rPr>
+          <w:rFonts w:ascii="宋体" w:eastAsia="宋体" w:hAnsi="宋体" w:cs="宋体"/>
+          <w:kern w:val="0"/>
+          <w:sz w:val="24"/>
+        </w:rPr>
+        <w:t>在“轻度疲劳”状态仍然能保持不错效率</w:t>
+      </w:r>
+    </w:p>
+    <w:p>
+      <w:pPr>
+        <w:widowControl/>
+        <w:spacing w:before="100" w:beforeAutospacing="1" w:after="100" w:afterAutospacing="1"/>
+        <w:jc w:val="left"/>
+        <w:rPr>
+          <w:rFonts w:ascii="宋体" w:eastAsia="宋体" w:hAnsi="宋体" w:cs="宋体"/>
+          <w:kern w:val="0"/>
+          <w:sz w:val="24"/>
+        </w:rPr>
+      </w:pPr>
+    </w:p>
+    <w:p>
+      <w:pPr>
+        <w:widowControl/>
+        <w:spacing w:before="100" w:beforeAutospacing="1" w:after="100" w:afterAutospacing="1"/>
+        <w:jc w:val="left"/>
+        <w:rPr>
+          <w:rFonts w:ascii="宋体" w:eastAsia="宋体" w:hAnsi="宋体" w:cs="宋体"/>
+          <w:kern w:val="0"/>
+          <w:sz w:val="24"/>
+        </w:rPr>
+      </w:pPr>
+      <w:r>
+        <w:rPr>
+          <w:rFonts w:ascii="宋体" w:eastAsia="宋体" w:hAnsi="宋体" w:cs="宋体"/>
+          <w:kern w:val="0"/>
+          <w:sz w:val="24"/>
+        </w:rPr>
+        <w:lastRenderedPageBreak/>
+        <w:t>你称之为“执行类工作”，这个命名是非常准确的。</w:t>
+      </w:r>
+    </w:p>
+    <w:p>
+      <w:pPr>
+        <w:widowControl/>
+        <w:jc w:val="left"/>
+        <w:rPr>
+          <w:rFonts w:ascii="宋体" w:eastAsia="宋体" w:hAnsi="宋体" w:cs="宋体"/>
+          <w:kern w:val="0"/>
+          <w:sz w:val="24"/>
+        </w:rPr>
+      </w:pPr>
+      <w:r>
+        <w:rPr>
+          <w:rFonts w:ascii="宋体" w:eastAsia="宋体" w:hAnsi="宋体" w:cs="宋体"/>
+          <w:noProof/>
+          <w:kern w:val="0"/>
+          <w:sz w:val="24"/>
+        </w:rPr>
+        <w:pict w14:anchorId="67804AC1">
+          <v:rect id="_x0000_i1025" alt="" style="width:415.3pt;height:.05pt;mso-width-percent:0;mso-height-percent:0;mso-width-percent:0;mso-height-percent:0" o:hralign="center" o:hrstd="t" o:hr="t" fillcolor="#a0a0a0" stroked="f"/>
+        </w:pict>
+      </w:r>
+    </w:p>
+    <w:p>
+      <w:pPr>
+        <w:widowControl/>
+        <w:numPr>
+          <w:ilvl w:val="0"/>
+          <w:numId w:val="3"/>
+        </w:numPr>
+        <w:spacing w:before="100" w:beforeAutospacing="1" w:after="100" w:afterAutospacing="1"/>
+        <w:jc w:val="left"/>
+        <w:rPr>
+          <w:rFonts w:ascii="宋体" w:eastAsia="宋体" w:hAnsi="宋体" w:cs="宋体"/>
+          <w:kern w:val="0"/>
+          <w:sz w:val="24"/>
+        </w:rPr>
+      </w:pPr>
+      <w:r>
+        <w:rPr>
+          <w:rFonts w:ascii="宋体" w:eastAsia="宋体" w:hAnsi="宋体" w:cs="宋体"/>
+          <w:b/>
+          <w:bCs/>
+          <w:kern w:val="0"/>
+          <w:sz w:val="24"/>
+        </w:rPr>
+        <w:t>低控制力 / 输入与联想型任务（晚间疲惫时）</w:t>
+      </w:r>
+    </w:p>
+    <w:p>
+      <w:pPr>
+        <w:widowControl/>
+        <w:numPr>
+          <w:ilvl w:val="1"/>
+          <w:numId w:val="3"/>
+        </w:numPr>
+        <w:spacing w:before="100" w:beforeAutospacing="1" w:after="100" w:afterAutospacing="1"/>
+        <w:jc w:val="left"/>
+        <w:rPr>
+          <w:rFonts w:ascii="宋体" w:eastAsia="宋体" w:hAnsi="宋体" w:cs="宋体"/>
+          <w:kern w:val="0"/>
+          <w:sz w:val="24"/>
+        </w:rPr>
+      </w:pPr>
+      <w:r>
+        <w:rPr>
+          <w:rFonts w:ascii="宋体" w:eastAsia="宋体" w:hAnsi="宋体" w:cs="宋体"/>
+          <w:kern w:val="0"/>
+          <w:sz w:val="24"/>
+        </w:rPr>
+        <w:t>特征：</w:t>
+      </w:r>
+    </w:p>
+    <w:p>
+      <w:pPr>
+        <w:widowControl/>
+        <w:numPr>
+          <w:ilvl w:val="2"/>
+          <w:numId w:val="3"/>
+        </w:numPr>
+        <w:spacing w:before="100" w:beforeAutospacing="1" w:after="100" w:afterAutospacing="1"/>
+        <w:jc w:val="left"/>
+        <w:rPr>
+          <w:rFonts w:ascii="宋体" w:eastAsia="宋体" w:hAnsi="宋体" w:cs="宋体"/>
+          <w:kern w:val="0"/>
+          <w:sz w:val="24"/>
+        </w:rPr>
+      </w:pPr>
+      <w:r>
+        <w:rPr>
+          <w:rFonts w:ascii="宋体" w:eastAsia="宋体" w:hAnsi="宋体" w:cs="宋体"/>
+          <w:kern w:val="0"/>
+          <w:sz w:val="24"/>
+        </w:rPr>
+        <w:t>不要求严密逻辑</w:t>
+      </w:r>
+    </w:p>
+    <w:p>
+      <w:pPr>
+        <w:widowControl/>
+        <w:numPr>
+          <w:ilvl w:val="2"/>
+          <w:numId w:val="3"/>
+        </w:numPr>
+        <w:spacing w:before="100" w:beforeAutospacing="1" w:after="100" w:afterAutospacing="1"/>
+        <w:jc w:val="left"/>
+        <w:rPr>
+          <w:rFonts w:ascii="宋体" w:eastAsia="宋体" w:hAnsi="宋体" w:cs="宋体"/>
+          <w:kern w:val="0"/>
+          <w:sz w:val="24"/>
+        </w:rPr>
+      </w:pPr>
+      <w:r>
+        <w:rPr>
+          <w:rFonts w:ascii="宋体" w:eastAsia="宋体" w:hAnsi="宋体" w:cs="宋体"/>
+          <w:kern w:val="0"/>
+          <w:sz w:val="24"/>
+        </w:rPr>
+        <w:t>不要求长时间维持目标</w:t>
+      </w:r>
+    </w:p>
+    <w:p>
+      <w:pPr>
+        <w:widowControl/>
+        <w:numPr>
+          <w:ilvl w:val="2"/>
+          <w:numId w:val="3"/>
+        </w:numPr>
+        <w:spacing w:before="100" w:beforeAutospacing="1" w:after="100" w:afterAutospacing="1"/>
+        <w:jc w:val="left"/>
+        <w:rPr>
+          <w:rFonts w:ascii="宋体" w:eastAsia="宋体" w:hAnsi="宋体" w:cs="宋体"/>
+          <w:kern w:val="0"/>
+          <w:sz w:val="24"/>
+        </w:rPr>
+      </w:pPr>
+      <w:r>
+        <w:rPr>
+          <w:rFonts w:ascii="宋体" w:eastAsia="宋体" w:hAnsi="宋体" w:cs="宋体"/>
+          <w:kern w:val="0"/>
+          <w:sz w:val="24"/>
+        </w:rPr>
+        <w:t>更偏向被动吸收、发散联想</w:t>
+      </w:r>
+    </w:p>
+    <w:p>
+      <w:pPr>
+        <w:widowControl/>
+        <w:numPr>
+          <w:ilvl w:val="1"/>
+          <w:numId w:val="3"/>
+        </w:numPr>
+        <w:spacing w:before="100" w:beforeAutospacing="1" w:after="100" w:afterAutospacing="1"/>
+        <w:jc w:val="left"/>
+        <w:rPr>
+          <w:rFonts w:ascii="宋体" w:eastAsia="宋体" w:hAnsi="宋体" w:cs="宋体"/>
+          <w:kern w:val="0"/>
+          <w:sz w:val="24"/>
+        </w:rPr>
+      </w:pPr>
+      <w:r>
+        <w:rPr>
+          <w:rFonts w:ascii="宋体" w:eastAsia="宋体" w:hAnsi="宋体" w:cs="宋体"/>
+          <w:kern w:val="0"/>
+          <w:sz w:val="24"/>
+        </w:rPr>
+        <w:t>典型例子：</w:t>
+      </w:r>
+    </w:p>
+    <w:p>
+      <w:pPr>
+        <w:widowControl/>
+        <w:numPr>
+          <w:ilvl w:val="2"/>
+          <w:numId w:val="3"/>
+        </w:numPr>
+        <w:spacing w:before="100" w:beforeAutospacing="1" w:after="100" w:afterAutospacing="1"/>
+        <w:jc w:val="left"/>
+        <w:rPr>
+          <w:rFonts w:ascii="宋体" w:eastAsia="宋体" w:hAnsi="宋体" w:cs="宋体"/>
+          <w:kern w:val="0"/>
+          <w:sz w:val="24"/>
+        </w:rPr>
+      </w:pPr>
+      <w:r>
+        <w:rPr>
+          <w:rFonts w:ascii="宋体" w:eastAsia="宋体" w:hAnsi="宋体" w:cs="宋体"/>
+          <w:kern w:val="0"/>
+          <w:sz w:val="24"/>
+        </w:rPr>
+        <w:t>看书、看综述、刷资料</w:t>
+      </w:r>
+    </w:p>
+    <w:p>
+      <w:pPr>
+        <w:widowControl/>
+        <w:numPr>
+          <w:ilvl w:val="2"/>
+          <w:numId w:val="3"/>
+        </w:numPr>
+        <w:spacing w:before="100" w:beforeAutospacing="1" w:after="100" w:afterAutospacing="1"/>
+        <w:jc w:val="left"/>
+        <w:rPr>
+          <w:rFonts w:ascii="宋体" w:eastAsia="宋体" w:hAnsi="宋体" w:cs="宋体"/>
+          <w:kern w:val="0"/>
+          <w:sz w:val="24"/>
+        </w:rPr>
+      </w:pPr>
+      <w:r>
+        <w:rPr>
+          <w:rFonts w:ascii="宋体" w:eastAsia="宋体" w:hAnsi="宋体" w:cs="宋体"/>
+          <w:kern w:val="0"/>
+          <w:sz w:val="24"/>
+        </w:rPr>
+        <w:t>随手做笔记但不强行整理</w:t>
+      </w:r>
+    </w:p>
+    <w:p>
+      <w:pPr>
+        <w:widowControl/>
+        <w:numPr>
+          <w:ilvl w:val="2"/>
+          <w:numId w:val="3"/>
+        </w:numPr>
+        <w:spacing w:before="100" w:beforeAutospacing="1" w:after="100" w:afterAutospacing="1"/>
+        <w:jc w:val="left"/>
+        <w:rPr>
+          <w:rFonts w:ascii="宋体" w:eastAsia="宋体" w:hAnsi="宋体" w:cs="宋体"/>
+          <w:kern w:val="0"/>
+          <w:sz w:val="24"/>
+        </w:rPr>
+      </w:pPr>
+      <w:r>
+        <w:rPr>
+          <w:rFonts w:ascii="宋体" w:eastAsia="宋体" w:hAnsi="宋体" w:cs="宋体"/>
+          <w:kern w:val="0"/>
+          <w:sz w:val="24"/>
+        </w:rPr>
+        <w:t>听播客 / 看讲座</w:t>
+      </w:r>
+    </w:p>
+    <w:p>
+      <w:pPr>
+        <w:widowControl/>
+        <w:numPr>
+          <w:ilvl w:val="1"/>
+          <w:numId w:val="3"/>
+        </w:numPr>
+        <w:spacing w:before="100" w:beforeAutospacing="1" w:after="100" w:afterAutospacing="1"/>
+        <w:jc w:val="left"/>
+        <w:rPr>
+          <w:rFonts w:ascii="宋体" w:eastAsia="宋体" w:hAnsi="宋体" w:cs="宋体"/>
+          <w:kern w:val="0"/>
+          <w:sz w:val="24"/>
+        </w:rPr>
+      </w:pPr>
+      <w:r>
+        <w:rPr>
+          <w:rFonts w:ascii="宋体" w:eastAsia="宋体" w:hAnsi="宋体" w:cs="宋体"/>
+          <w:kern w:val="0"/>
+          <w:sz w:val="24"/>
+        </w:rPr>
+        <w:t>认知科学对应：</w:t>
+      </w:r>
+    </w:p>
+    <w:p>
+      <w:pPr>
+        <w:widowControl/>
+        <w:numPr>
+          <w:ilvl w:val="2"/>
+          <w:numId w:val="3"/>
+        </w:numPr>
+        <w:spacing w:before="100" w:beforeAutospacing="1" w:after="100" w:afterAutospacing="1"/>
+        <w:jc w:val="left"/>
+        <w:rPr>
+          <w:rFonts w:ascii="宋体" w:eastAsia="宋体" w:hAnsi="宋体" w:cs="宋体"/>
+          <w:kern w:val="0"/>
+          <w:sz w:val="24"/>
+        </w:rPr>
+      </w:pPr>
+      <w:r>
+        <w:rPr>
+          <w:rFonts w:ascii="宋体" w:eastAsia="宋体" w:hAnsi="宋体" w:cs="宋体"/>
+          <w:kern w:val="0"/>
+          <w:sz w:val="24"/>
+        </w:rPr>
+        <w:t xml:space="preserve">更多使用 </w:t>
+      </w:r>
+      <w:r>
+        <w:rPr>
+          <w:rFonts w:ascii="宋体" w:eastAsia="宋体" w:hAnsi="宋体" w:cs="宋体"/>
+          <w:b/>
+          <w:bCs/>
+          <w:kern w:val="0"/>
+          <w:sz w:val="24"/>
+        </w:rPr>
+        <w:t>自动加工系统</w:t>
+      </w:r>
+      <w:r>
+        <w:rPr>
+          <w:rFonts w:ascii="宋体" w:eastAsia="宋体" w:hAnsi="宋体" w:cs="宋体"/>
+          <w:kern w:val="0"/>
+          <w:sz w:val="24"/>
+        </w:rPr>
+        <w:t>、</w:t>
+      </w:r>
+      <w:r>
+        <w:rPr>
+          <w:rFonts w:ascii="宋体" w:eastAsia="宋体" w:hAnsi="宋体" w:cs="宋体"/>
+          <w:b/>
+          <w:bCs/>
+          <w:kern w:val="0"/>
+          <w:sz w:val="24"/>
+        </w:rPr>
+        <w:t>语义网络激活</w:t>
+      </w:r>
+    </w:p>
+    <w:p>
+      <w:pPr>
+        <w:widowControl/>
+        <w:numPr>
+          <w:ilvl w:val="2"/>
+          <w:numId w:val="3"/>
+        </w:numPr>
+        <w:spacing w:before="100" w:beforeAutospacing="1" w:after="100" w:afterAutospacing="1"/>
+        <w:jc w:val="left"/>
+        <w:rPr>
+          <w:rFonts w:ascii="宋体" w:eastAsia="宋体" w:hAnsi="宋体" w:cs="宋体"/>
+          <w:kern w:val="0"/>
+          <w:sz w:val="24"/>
+        </w:rPr>
+      </w:pPr>
+      <w:r>
+        <w:rPr>
+          <w:rFonts w:ascii="宋体" w:eastAsia="宋体" w:hAnsi="宋体" w:cs="宋体"/>
+          <w:kern w:val="0"/>
+          <w:sz w:val="24"/>
+        </w:rPr>
+        <w:t>对执行控制要求低</w:t>
+      </w:r>
+    </w:p>
+    <w:p>
+      <w:pPr>
+        <w:widowControl/>
+        <w:numPr>
+          <w:ilvl w:val="2"/>
+          <w:numId w:val="3"/>
+        </w:numPr>
+        <w:spacing w:before="100" w:beforeAutospacing="1" w:after="100" w:afterAutospacing="1"/>
+        <w:jc w:val="left"/>
+        <w:rPr>
+          <w:rFonts w:ascii="宋体" w:eastAsia="宋体" w:hAnsi="宋体" w:cs="宋体"/>
+          <w:kern w:val="0"/>
+          <w:sz w:val="24"/>
+        </w:rPr>
+      </w:pPr>
+      <w:r>
+        <w:rPr>
+          <w:rFonts w:ascii="宋体" w:eastAsia="宋体" w:hAnsi="宋体" w:cs="宋体"/>
+          <w:kern w:val="0"/>
+          <w:sz w:val="24"/>
+        </w:rPr>
+        <w:t>反而在“控制力下降”时，更容易产生</w:t>
+      </w:r>
+      <w:r>
+        <w:rPr>
+          <w:rFonts w:ascii="宋体" w:eastAsia="宋体" w:hAnsi="宋体" w:cs="宋体"/>
+          <w:b/>
+          <w:bCs/>
+          <w:kern w:val="0"/>
+          <w:sz w:val="24"/>
+        </w:rPr>
+        <w:t>宽泛联想</w:t>
+      </w:r>
+    </w:p>
+    <w:p>
+      <w:pPr>
+        <w:widowControl/>
+        <w:spacing w:before="100" w:beforeAutospacing="1" w:after="100" w:afterAutospacing="1"/>
+        <w:jc w:val="left"/>
+        <w:rPr>
+          <w:rFonts w:ascii="宋体" w:eastAsia="宋体" w:hAnsi="宋体" w:cs="宋体"/>
+          <w:kern w:val="0"/>
+          <w:sz w:val="24"/>
+        </w:rPr>
+      </w:pPr>
+    </w:p>
+    <w:p>
+      <w:pPr>
+        <w:widowControl/>
+        <w:spacing w:before="100" w:beforeAutospacing="1" w:after="100" w:afterAutospacing="1"/>
+        <w:jc w:val="left"/>
+        <w:rPr>
+          <w:rFonts w:ascii="宋体" w:eastAsia="宋体" w:hAnsi="宋体" w:cs="宋体"/>
+          <w:kern w:val="0"/>
+          <w:sz w:val="24"/>
+        </w:rPr>
+      </w:pPr>
+      <w:r>
+        <w:rPr>
+          <w:rFonts w:ascii="宋体" w:eastAsia="宋体" w:hAnsi="宋体" w:cs="宋体"/>
+          <w:kern w:val="0"/>
+          <w:sz w:val="24"/>
+        </w:rPr>
+        <w:t>你说“只做灵感与知识储备，不做逻辑整理”，这在机制上是非常合理的。</w:t>
+      </w:r>
+    </w:p>
+    <w:p>
+      <w:pPr>
+        <w:pStyle w:val="2"/>
+      </w:pPr>
+      <w:r>
+        <w:rPr>
+          <w:rFonts w:hint="eastAsia"/>
+        </w:rPr>
+        <w:t>生理节律</w:t>
+      </w:r>
+    </w:p>
+    <w:p>
+      <w:pPr>
+        <w:pStyle w:val="p1"/>
+      </w:pPr>
+      <w:r>
+        <w:t>一般规律（不是绝对）：</w:t>
+      </w:r>
+    </w:p>
+    <w:p>
+      <w:pPr>
+        <w:pStyle w:val="p1"/>
+        <w:numPr>
+          <w:ilvl w:val="0"/>
+          <w:numId w:val="4"/>
+        </w:numPr>
+      </w:pPr>
+      <w:r>
+        <w:rPr>
+          <w:b/>
+          <w:bCs/>
+        </w:rPr>
+        <w:t>起床后 1–4 小时</w:t>
+      </w:r>
+      <w:r>
+        <w:rPr>
+          <w:rStyle w:val="s1"/>
+        </w:rPr>
+        <w:t>：</w:t>
+      </w:r>
+    </w:p>
+    <w:p>
+      <w:pPr>
+        <w:pStyle w:val="p1"/>
+        <w:numPr>
+          <w:ilvl w:val="1"/>
+          <w:numId w:val="4"/>
+        </w:numPr>
+      </w:pPr>
+      <w:r>
+        <w:t>皮质醇高、清醒度高</w:t>
+      </w:r>
+    </w:p>
+    <w:p>
+      <w:pPr>
+        <w:pStyle w:val="p1"/>
+        <w:numPr>
+          <w:ilvl w:val="1"/>
+          <w:numId w:val="4"/>
+        </w:numPr>
+      </w:pPr>
+      <w:r>
+        <w:t>执行功能、工作记忆、抑制干扰能力强</w:t>
+      </w:r>
+    </w:p>
+    <w:p>
+      <w:pPr>
+        <w:pStyle w:val="p1"/>
+        <w:ind w:left="1440"/>
+      </w:pPr>
+      <w:r>
+        <w:t>→ 最适合：高难度认知、结构化创造</w:t>
+      </w:r>
+    </w:p>
+    <w:p>
+      <w:pPr>
+        <w:pStyle w:val="p1"/>
+        <w:numPr>
+          <w:ilvl w:val="0"/>
+          <w:numId w:val="4"/>
+        </w:numPr>
+      </w:pPr>
+      <w:r>
+        <w:rPr>
+          <w:b/>
+          <w:bCs/>
+        </w:rPr>
+        <w:t>中午到下午</w:t>
+      </w:r>
+      <w:r>
+        <w:rPr>
+          <w:rStyle w:val="s1"/>
+        </w:rPr>
+        <w:t>：</w:t>
+      </w:r>
+    </w:p>
+    <w:p>
+      <w:pPr>
+        <w:pStyle w:val="p1"/>
+        <w:numPr>
+          <w:ilvl w:val="1"/>
+          <w:numId w:val="4"/>
+        </w:numPr>
+      </w:pPr>
+      <w:r>
+        <w:t>控制力略下降，但警觉性尚可</w:t>
+      </w:r>
+    </w:p>
+    <w:p>
+      <w:pPr>
+        <w:pStyle w:val="p1"/>
+        <w:ind w:left="1440"/>
+      </w:pPr>
+      <w:r>
+        <w:t>→ 最适合：执行型、推进型、消耗清单式任务</w:t>
+      </w:r>
+    </w:p>
+    <w:p>
+      <w:pPr>
+        <w:pStyle w:val="p1"/>
+        <w:numPr>
+          <w:ilvl w:val="0"/>
+          <w:numId w:val="4"/>
+        </w:numPr>
+      </w:pPr>
+      <w:r>
+        <w:rPr>
+          <w:b/>
+          <w:bCs/>
+        </w:rPr>
+        <w:t>晚上</w:t>
+      </w:r>
+      <w:r>
+        <w:rPr>
+          <w:rStyle w:val="s1"/>
+        </w:rPr>
+        <w:t>：</w:t>
+      </w:r>
+    </w:p>
+    <w:p>
+      <w:pPr>
+        <w:pStyle w:val="p1"/>
+        <w:numPr>
+          <w:ilvl w:val="1"/>
+          <w:numId w:val="4"/>
+        </w:numPr>
+      </w:pPr>
+      <w:r>
+        <w:t>执行控制下降</w:t>
+      </w:r>
+    </w:p>
+    <w:p>
+      <w:pPr>
+        <w:pStyle w:val="p1"/>
+        <w:numPr>
+          <w:ilvl w:val="1"/>
+          <w:numId w:val="4"/>
+        </w:numPr>
+      </w:pPr>
+      <w:r>
+        <w:t>更容易走神，但语义联想更发散</w:t>
+      </w:r>
+    </w:p>
+    <w:p>
+      <w:pPr>
+        <w:pStyle w:val="p1"/>
+        <w:ind w:left="1440"/>
+      </w:pPr>
+      <w:r>
+        <w:t>→ 最适合：输入、阅读、探索、低压力吸收</w:t>
+      </w:r>
+    </w:p>
+    <w:p>
+      <w:pPr>
+        <w:pStyle w:val="p3"/>
+      </w:pPr>
+    </w:p>
+    <w:p>
+      <w:pPr>
+        <w:pStyle w:val="p1"/>
+      </w:pPr>
+      <w:r>
+        <w:lastRenderedPageBreak/>
+        <w:t>你描述的时间分配，和这个模型</w:t>
+      </w:r>
+      <w:r>
+        <w:rPr>
+          <w:rStyle w:val="s2"/>
+          <w:b/>
+          <w:bCs/>
+        </w:rPr>
+        <w:t>高度一致</w:t>
+      </w:r>
+      <w:r>
+        <w:t>。</w:t>
+      </w:r>
+    </w:p>
+    <w:p>
+      <w:pPr>
+        <w:pStyle w:val="2"/>
+      </w:pPr>
+      <w:r>
+        <w:t>“创造性工作”并不全是高执行负荷</w:t>
+      </w:r>
+    </w:p>
+    <w:p>
+      <w:pPr>
+        <w:pStyle w:val="p2"/>
+      </w:pPr>
+    </w:p>
+    <w:p>
+      <w:pPr>
+        <w:pStyle w:val="p3"/>
+      </w:pPr>
+      <w:r>
+        <w:t>创造分两种：</w:t>
+      </w:r>
+    </w:p>
+    <w:p>
+      <w:pPr>
+        <w:pStyle w:val="p1"/>
+        <w:numPr>
+          <w:ilvl w:val="0"/>
+          <w:numId w:val="5"/>
+        </w:numPr>
+      </w:pPr>
+      <w:r>
+        <w:rPr>
+          <w:rStyle w:val="s1"/>
+          <w:b/>
+          <w:bCs/>
+        </w:rPr>
+        <w:t>结构型创造</w:t>
+      </w:r>
+      <w:r>
+        <w:t>（设计框架、推导模型、写论文逻辑）</w:t>
+      </w:r>
+    </w:p>
+    <w:p>
+      <w:pPr>
+        <w:pStyle w:val="p1"/>
+        <w:ind w:left="720"/>
+      </w:pPr>
+      <w:r>
+        <w:t>→ 需要高执行控制，适合清醒高峰</w:t>
+      </w:r>
+    </w:p>
+    <w:p>
+      <w:pPr>
+        <w:pStyle w:val="p1"/>
+        <w:numPr>
+          <w:ilvl w:val="0"/>
+          <w:numId w:val="5"/>
+        </w:numPr>
+      </w:pPr>
+      <w:r>
+        <w:rPr>
+          <w:rStyle w:val="s1"/>
+          <w:b/>
+          <w:bCs/>
+        </w:rPr>
+        <w:t>联想型创造</w:t>
+      </w:r>
+      <w:r>
+        <w:t>（想点子、串概念、发散灵感）</w:t>
+      </w:r>
+    </w:p>
+    <w:p>
+      <w:pPr>
+        <w:pStyle w:val="p1"/>
+        <w:ind w:left="720"/>
+      </w:pPr>
+      <w:r>
+        <w:t>→ 有时反而在疲劳或放松时更容易出现</w:t>
+      </w:r>
+    </w:p>
+    <w:p>
+      <w:pPr>
+        <w:pStyle w:val="p2"/>
+      </w:pPr>
+    </w:p>
+    <w:p>
+      <w:pPr>
+        <w:pStyle w:val="p3"/>
+      </w:pPr>
+      <w:r>
+        <w:t>你现在的安排是：</w:t>
+      </w:r>
+    </w:p>
+    <w:p>
+      <w:pPr>
+        <w:pStyle w:val="p1"/>
+        <w:numPr>
+          <w:ilvl w:val="0"/>
+          <w:numId w:val="6"/>
+        </w:numPr>
+      </w:pPr>
+      <w:r>
+        <w:t>早上：结构型创造</w:t>
+      </w:r>
+    </w:p>
+    <w:p>
+      <w:pPr>
+        <w:pStyle w:val="p1"/>
+        <w:numPr>
+          <w:ilvl w:val="0"/>
+          <w:numId w:val="6"/>
+        </w:numPr>
+      </w:pPr>
+      <w:r>
+        <w:t>晚上：联想型输入 + 潜在灵感</w:t>
+      </w:r>
+    </w:p>
+    <w:p>
+      <w:pPr>
+        <w:pStyle w:val="p2"/>
+        <w:ind w:left="720"/>
+      </w:pPr>
+      <w:r>
+        <w:rPr>
+          <w:rStyle w:val="s1"/>
+        </w:rPr>
+        <w:t>这是一个</w:t>
+      </w:r>
+      <w:r>
+        <w:rPr>
+          <w:b/>
+          <w:bCs/>
+        </w:rPr>
+        <w:t>非常成熟的组合策略</w:t>
+      </w:r>
+      <w:r>
+        <w:rPr>
+          <w:rStyle w:val="s1"/>
+        </w:rPr>
+        <w:t>。</w:t>
+      </w:r>
+    </w:p>
+    <w:p/>
+    <w:p/>
+    <w:p>
+      <w:pPr>
+        <w:rPr>
+          <w:rFonts w:hint="eastAsia"/>
+        </w:rPr>
+      </w:pPr>
     </w:p>
     <w:tbl>
       <w:tblPr>
@@ -557,13 +2161,7 @@
         </w:tc>
       </w:tr>
     </w:tbl>
-    <w:p>
-      <w:pPr>
-        <w:rPr>
-          <w:rFonts w:hint="eastAsia"/>
-        </w:rPr>
-      </w:pPr>
-    </w:p>
+    <w:p/>
     <w:sectPr>
       <w:pgSz w:w="11906" w:h="16838"/>
       <w:pgMar w:top="1440" w:right="1800" w:bottom="1440" w:left="1800" w:header="851" w:footer="992" w:gutter="0"/>
@@ -572,6 +2170,839 @@
     </w:sectPr>
   </w:body>
 </w:document>
+</file>
+
+<file path=word/numbering.xml><?xml version="1.0" encoding="utf-8"?>
+<w:numbering xmlns:wpc="http://schemas.microsoft.com/office/word/2010/wordprocessingCanvas" xmlns:cx="http://schemas.microsoft.com/office/drawing/2014/chartex" xmlns:cx1="http://schemas.microsoft.com/office/drawing/2015/9/8/chartex" xmlns:cx2="http://schemas.microsoft.com/office/drawing/2015/10/21/chartex" xmlns:cx3="http://schemas.microsoft.com/office/drawing/2016/5/9/chartex" xmlns:cx4="http://schemas.microsoft.com/office/drawing/2016/5/10/chartex" xmlns:cx5="http://schemas.microsoft.com/office/drawing/2016/5/11/chartex" xmlns:cx6="http://schemas.microsoft.com/office/drawing/2016/5/12/chartex" xmlns:cx7="http://schemas.microsoft.com/office/drawing/2016/5/13/chartex" xmlns:cx8="http://schemas.microsoft.com/office/drawing/2016/5/14/chartex" xmlns:mc="http://schemas.openxmlformats.org/markup-compatibility/2006" xmlns:aink="http://schemas.microsoft.com/office/drawing/2016/ink" xmlns:am3d="http://schemas.microsoft.com/office/drawing/2017/model3d" xmlns:o="urn:schemas-microsoft-com:office:office" xmlns:oel="http://schemas.microsoft.com/office/2019/extlst" xmlns:r="http://schemas.openxmlformats.org/officeDocument/2006/relationships" xmlns:m="http://schemas.openxmlformats.org/officeDocument/2006/math" xmlns:v="urn:schemas-microsoft-com:vml" xmlns:wp14="http://schemas.microsoft.com/office/word/2010/wordprocessingDrawing" xmlns:wp="http://schemas.openxmlformats.org/drawingml/2006/wordprocessingDrawing" xmlns:w10="urn:schemas-microsoft-com:office:word" xmlns:w="http://schemas.openxmlformats.org/wordprocessingml/2006/main" xmlns:w14="http://schemas.microsoft.com/office/word/2010/wordml" xmlns:w15="http://schemas.microsoft.com/office/word/2012/wordml" xmlns:w16cex="http://schemas.microsoft.com/office/word/2018/wordml/cex" xmlns:w16cid="http://schemas.microsoft.com/office/word/2016/wordml/cid" xmlns:w16="http://schemas.microsoft.com/office/word/2018/wordml" xmlns:w16du="http://schemas.microsoft.com/office/word/2023/wordml/word16du" xmlns:w16sdtdh="http://schemas.microsoft.com/office/word/2020/wordml/sdtdatahash" xmlns:w16sdtfl="http://schemas.microsoft.com/office/word/2024/wordml/sdtformatlock" xmlns:w16se="http://schemas.microsoft.com/office/word/2015/wordml/symex" xmlns:wpg="http://schemas.microsoft.com/office/word/2010/wordprocessingGroup" xmlns:wpi="http://schemas.microsoft.com/office/word/2010/wordprocessingInk" xmlns:wne="http://schemas.microsoft.com/office/word/2006/wordml" xmlns:wps="http://schemas.microsoft.com/office/word/2010/wordprocessingShape" mc:Ignorable="w14 w15 w16se w16cid w16 w16cex w16sdtdh w16sdtfl w16du wp14">
+  <w:abstractNum w:abstractNumId="0" w15:restartNumberingAfterBreak="0">
+    <w:nsid w:val="21D236E2"/>
+    <w:multiLevelType w:val="multilevel"/>
+    <w:tmpl w:val="7E38CD52"/>
+    <w:lvl w:ilvl="0">
+      <w:start w:val="2"/>
+      <w:numFmt w:val="decimal"/>
+      <w:lvlText w:val="%1."/>
+      <w:lvlJc w:val="left"/>
+      <w:pPr>
+        <w:tabs>
+          <w:tab w:val="num" w:pos="720"/>
+        </w:tabs>
+        <w:ind w:left="720" w:hanging="360"/>
+      </w:pPr>
+    </w:lvl>
+    <w:lvl w:ilvl="1">
+      <w:start w:val="1"/>
+      <w:numFmt w:val="bullet"/>
+      <w:lvlText w:val="o"/>
+      <w:lvlJc w:val="left"/>
+      <w:pPr>
+        <w:tabs>
+          <w:tab w:val="num" w:pos="1440"/>
+        </w:tabs>
+        <w:ind w:left="1440" w:hanging="360"/>
+      </w:pPr>
+      <w:rPr>
+        <w:rFonts w:ascii="Courier New" w:hAnsi="Courier New" w:hint="default"/>
+        <w:sz w:val="20"/>
+      </w:rPr>
+    </w:lvl>
+    <w:lvl w:ilvl="2">
+      <w:start w:val="1"/>
+      <w:numFmt w:val="bullet"/>
+      <w:lvlText w:val=""/>
+      <w:lvlJc w:val="left"/>
+      <w:pPr>
+        <w:tabs>
+          <w:tab w:val="num" w:pos="2160"/>
+        </w:tabs>
+        <w:ind w:left="2160" w:hanging="360"/>
+      </w:pPr>
+      <w:rPr>
+        <w:rFonts w:ascii="Wingdings" w:hAnsi="Wingdings" w:hint="default"/>
+        <w:sz w:val="20"/>
+      </w:rPr>
+    </w:lvl>
+    <w:lvl w:ilvl="3" w:tentative="1">
+      <w:start w:val="1"/>
+      <w:numFmt w:val="decimal"/>
+      <w:lvlText w:val="%4."/>
+      <w:lvlJc w:val="left"/>
+      <w:pPr>
+        <w:tabs>
+          <w:tab w:val="num" w:pos="2880"/>
+        </w:tabs>
+        <w:ind w:left="2880" w:hanging="360"/>
+      </w:pPr>
+    </w:lvl>
+    <w:lvl w:ilvl="4" w:tentative="1">
+      <w:start w:val="1"/>
+      <w:numFmt w:val="decimal"/>
+      <w:lvlText w:val="%5."/>
+      <w:lvlJc w:val="left"/>
+      <w:pPr>
+        <w:tabs>
+          <w:tab w:val="num" w:pos="3600"/>
+        </w:tabs>
+        <w:ind w:left="3600" w:hanging="360"/>
+      </w:pPr>
+    </w:lvl>
+    <w:lvl w:ilvl="5" w:tentative="1">
+      <w:start w:val="1"/>
+      <w:numFmt w:val="decimal"/>
+      <w:lvlText w:val="%6."/>
+      <w:lvlJc w:val="left"/>
+      <w:pPr>
+        <w:tabs>
+          <w:tab w:val="num" w:pos="4320"/>
+        </w:tabs>
+        <w:ind w:left="4320" w:hanging="360"/>
+      </w:pPr>
+    </w:lvl>
+    <w:lvl w:ilvl="6" w:tentative="1">
+      <w:start w:val="1"/>
+      <w:numFmt w:val="decimal"/>
+      <w:lvlText w:val="%7."/>
+      <w:lvlJc w:val="left"/>
+      <w:pPr>
+        <w:tabs>
+          <w:tab w:val="num" w:pos="5040"/>
+        </w:tabs>
+        <w:ind w:left="5040" w:hanging="360"/>
+      </w:pPr>
+    </w:lvl>
+    <w:lvl w:ilvl="7" w:tentative="1">
+      <w:start w:val="1"/>
+      <w:numFmt w:val="decimal"/>
+      <w:lvlText w:val="%8."/>
+      <w:lvlJc w:val="left"/>
+      <w:pPr>
+        <w:tabs>
+          <w:tab w:val="num" w:pos="5760"/>
+        </w:tabs>
+        <w:ind w:left="5760" w:hanging="360"/>
+      </w:pPr>
+    </w:lvl>
+    <w:lvl w:ilvl="8" w:tentative="1">
+      <w:start w:val="1"/>
+      <w:numFmt w:val="decimal"/>
+      <w:lvlText w:val="%9."/>
+      <w:lvlJc w:val="left"/>
+      <w:pPr>
+        <w:tabs>
+          <w:tab w:val="num" w:pos="6480"/>
+        </w:tabs>
+        <w:ind w:left="6480" w:hanging="360"/>
+      </w:pPr>
+    </w:lvl>
+  </w:abstractNum>
+  <w:abstractNum w:abstractNumId="1" w15:restartNumberingAfterBreak="0">
+    <w:nsid w:val="34816C81"/>
+    <w:multiLevelType w:val="multilevel"/>
+    <w:tmpl w:val="CD362CE2"/>
+    <w:lvl w:ilvl="0">
+      <w:start w:val="1"/>
+      <w:numFmt w:val="bullet"/>
+      <w:lvlText w:val=""/>
+      <w:lvlJc w:val="left"/>
+      <w:pPr>
+        <w:tabs>
+          <w:tab w:val="num" w:pos="720"/>
+        </w:tabs>
+        <w:ind w:left="720" w:hanging="360"/>
+      </w:pPr>
+      <w:rPr>
+        <w:rFonts w:ascii="Symbol" w:hAnsi="Symbol" w:hint="default"/>
+        <w:sz w:val="20"/>
+      </w:rPr>
+    </w:lvl>
+    <w:lvl w:ilvl="1">
+      <w:start w:val="1"/>
+      <w:numFmt w:val="bullet"/>
+      <w:lvlText w:val="o"/>
+      <w:lvlJc w:val="left"/>
+      <w:pPr>
+        <w:tabs>
+          <w:tab w:val="num" w:pos="1440"/>
+        </w:tabs>
+        <w:ind w:left="1440" w:hanging="360"/>
+      </w:pPr>
+      <w:rPr>
+        <w:rFonts w:ascii="Courier New" w:hAnsi="Courier New" w:hint="default"/>
+        <w:sz w:val="20"/>
+      </w:rPr>
+    </w:lvl>
+    <w:lvl w:ilvl="2" w:tentative="1">
+      <w:start w:val="1"/>
+      <w:numFmt w:val="bullet"/>
+      <w:lvlText w:val=""/>
+      <w:lvlJc w:val="left"/>
+      <w:pPr>
+        <w:tabs>
+          <w:tab w:val="num" w:pos="2160"/>
+        </w:tabs>
+        <w:ind w:left="2160" w:hanging="360"/>
+      </w:pPr>
+      <w:rPr>
+        <w:rFonts w:ascii="Wingdings" w:hAnsi="Wingdings" w:hint="default"/>
+        <w:sz w:val="20"/>
+      </w:rPr>
+    </w:lvl>
+    <w:lvl w:ilvl="3" w:tentative="1">
+      <w:start w:val="1"/>
+      <w:numFmt w:val="bullet"/>
+      <w:lvlText w:val=""/>
+      <w:lvlJc w:val="left"/>
+      <w:pPr>
+        <w:tabs>
+          <w:tab w:val="num" w:pos="2880"/>
+        </w:tabs>
+        <w:ind w:left="2880" w:hanging="360"/>
+      </w:pPr>
+      <w:rPr>
+        <w:rFonts w:ascii="Wingdings" w:hAnsi="Wingdings" w:hint="default"/>
+        <w:sz w:val="20"/>
+      </w:rPr>
+    </w:lvl>
+    <w:lvl w:ilvl="4" w:tentative="1">
+      <w:start w:val="1"/>
+      <w:numFmt w:val="bullet"/>
+      <w:lvlText w:val=""/>
+      <w:lvlJc w:val="left"/>
+      <w:pPr>
+        <w:tabs>
+          <w:tab w:val="num" w:pos="3600"/>
+        </w:tabs>
+        <w:ind w:left="3600" w:hanging="360"/>
+      </w:pPr>
+      <w:rPr>
+        <w:rFonts w:ascii="Wingdings" w:hAnsi="Wingdings" w:hint="default"/>
+        <w:sz w:val="20"/>
+      </w:rPr>
+    </w:lvl>
+    <w:lvl w:ilvl="5" w:tentative="1">
+      <w:start w:val="1"/>
+      <w:numFmt w:val="bullet"/>
+      <w:lvlText w:val=""/>
+      <w:lvlJc w:val="left"/>
+      <w:pPr>
+        <w:tabs>
+          <w:tab w:val="num" w:pos="4320"/>
+        </w:tabs>
+        <w:ind w:left="4320" w:hanging="360"/>
+      </w:pPr>
+      <w:rPr>
+        <w:rFonts w:ascii="Wingdings" w:hAnsi="Wingdings" w:hint="default"/>
+        <w:sz w:val="20"/>
+      </w:rPr>
+    </w:lvl>
+    <w:lvl w:ilvl="6" w:tentative="1">
+      <w:start w:val="1"/>
+      <w:numFmt w:val="bullet"/>
+      <w:lvlText w:val=""/>
+      <w:lvlJc w:val="left"/>
+      <w:pPr>
+        <w:tabs>
+          <w:tab w:val="num" w:pos="5040"/>
+        </w:tabs>
+        <w:ind w:left="5040" w:hanging="360"/>
+      </w:pPr>
+      <w:rPr>
+        <w:rFonts w:ascii="Wingdings" w:hAnsi="Wingdings" w:hint="default"/>
+        <w:sz w:val="20"/>
+      </w:rPr>
+    </w:lvl>
+    <w:lvl w:ilvl="7" w:tentative="1">
+      <w:start w:val="1"/>
+      <w:numFmt w:val="bullet"/>
+      <w:lvlText w:val=""/>
+      <w:lvlJc w:val="left"/>
+      <w:pPr>
+        <w:tabs>
+          <w:tab w:val="num" w:pos="5760"/>
+        </w:tabs>
+        <w:ind w:left="5760" w:hanging="360"/>
+      </w:pPr>
+      <w:rPr>
+        <w:rFonts w:ascii="Wingdings" w:hAnsi="Wingdings" w:hint="default"/>
+        <w:sz w:val="20"/>
+      </w:rPr>
+    </w:lvl>
+    <w:lvl w:ilvl="8" w:tentative="1">
+      <w:start w:val="1"/>
+      <w:numFmt w:val="bullet"/>
+      <w:lvlText w:val=""/>
+      <w:lvlJc w:val="left"/>
+      <w:pPr>
+        <w:tabs>
+          <w:tab w:val="num" w:pos="6480"/>
+        </w:tabs>
+        <w:ind w:left="6480" w:hanging="360"/>
+      </w:pPr>
+      <w:rPr>
+        <w:rFonts w:ascii="Wingdings" w:hAnsi="Wingdings" w:hint="default"/>
+        <w:sz w:val="20"/>
+      </w:rPr>
+    </w:lvl>
+  </w:abstractNum>
+  <w:abstractNum w:abstractNumId="2" w15:restartNumberingAfterBreak="0">
+    <w:nsid w:val="4365356A"/>
+    <w:multiLevelType w:val="multilevel"/>
+    <w:tmpl w:val="DBB428C2"/>
+    <w:lvl w:ilvl="0">
+      <w:start w:val="1"/>
+      <w:numFmt w:val="bullet"/>
+      <w:lvlText w:val=""/>
+      <w:lvlJc w:val="left"/>
+      <w:pPr>
+        <w:tabs>
+          <w:tab w:val="num" w:pos="720"/>
+        </w:tabs>
+        <w:ind w:left="720" w:hanging="360"/>
+      </w:pPr>
+      <w:rPr>
+        <w:rFonts w:ascii="Symbol" w:hAnsi="Symbol" w:hint="default"/>
+        <w:sz w:val="20"/>
+      </w:rPr>
+    </w:lvl>
+    <w:lvl w:ilvl="1" w:tentative="1">
+      <w:start w:val="1"/>
+      <w:numFmt w:val="bullet"/>
+      <w:lvlText w:val="o"/>
+      <w:lvlJc w:val="left"/>
+      <w:pPr>
+        <w:tabs>
+          <w:tab w:val="num" w:pos="1440"/>
+        </w:tabs>
+        <w:ind w:left="1440" w:hanging="360"/>
+      </w:pPr>
+      <w:rPr>
+        <w:rFonts w:ascii="Courier New" w:hAnsi="Courier New" w:hint="default"/>
+        <w:sz w:val="20"/>
+      </w:rPr>
+    </w:lvl>
+    <w:lvl w:ilvl="2" w:tentative="1">
+      <w:start w:val="1"/>
+      <w:numFmt w:val="bullet"/>
+      <w:lvlText w:val=""/>
+      <w:lvlJc w:val="left"/>
+      <w:pPr>
+        <w:tabs>
+          <w:tab w:val="num" w:pos="2160"/>
+        </w:tabs>
+        <w:ind w:left="2160" w:hanging="360"/>
+      </w:pPr>
+      <w:rPr>
+        <w:rFonts w:ascii="Wingdings" w:hAnsi="Wingdings" w:hint="default"/>
+        <w:sz w:val="20"/>
+      </w:rPr>
+    </w:lvl>
+    <w:lvl w:ilvl="3" w:tentative="1">
+      <w:start w:val="1"/>
+      <w:numFmt w:val="bullet"/>
+      <w:lvlText w:val=""/>
+      <w:lvlJc w:val="left"/>
+      <w:pPr>
+        <w:tabs>
+          <w:tab w:val="num" w:pos="2880"/>
+        </w:tabs>
+        <w:ind w:left="2880" w:hanging="360"/>
+      </w:pPr>
+      <w:rPr>
+        <w:rFonts w:ascii="Wingdings" w:hAnsi="Wingdings" w:hint="default"/>
+        <w:sz w:val="20"/>
+      </w:rPr>
+    </w:lvl>
+    <w:lvl w:ilvl="4" w:tentative="1">
+      <w:start w:val="1"/>
+      <w:numFmt w:val="bullet"/>
+      <w:lvlText w:val=""/>
+      <w:lvlJc w:val="left"/>
+      <w:pPr>
+        <w:tabs>
+          <w:tab w:val="num" w:pos="3600"/>
+        </w:tabs>
+        <w:ind w:left="3600" w:hanging="360"/>
+      </w:pPr>
+      <w:rPr>
+        <w:rFonts w:ascii="Wingdings" w:hAnsi="Wingdings" w:hint="default"/>
+        <w:sz w:val="20"/>
+      </w:rPr>
+    </w:lvl>
+    <w:lvl w:ilvl="5" w:tentative="1">
+      <w:start w:val="1"/>
+      <w:numFmt w:val="bullet"/>
+      <w:lvlText w:val=""/>
+      <w:lvlJc w:val="left"/>
+      <w:pPr>
+        <w:tabs>
+          <w:tab w:val="num" w:pos="4320"/>
+        </w:tabs>
+        <w:ind w:left="4320" w:hanging="360"/>
+      </w:pPr>
+      <w:rPr>
+        <w:rFonts w:ascii="Wingdings" w:hAnsi="Wingdings" w:hint="default"/>
+        <w:sz w:val="20"/>
+      </w:rPr>
+    </w:lvl>
+    <w:lvl w:ilvl="6" w:tentative="1">
+      <w:start w:val="1"/>
+      <w:numFmt w:val="bullet"/>
+      <w:lvlText w:val=""/>
+      <w:lvlJc w:val="left"/>
+      <w:pPr>
+        <w:tabs>
+          <w:tab w:val="num" w:pos="5040"/>
+        </w:tabs>
+        <w:ind w:left="5040" w:hanging="360"/>
+      </w:pPr>
+      <w:rPr>
+        <w:rFonts w:ascii="Wingdings" w:hAnsi="Wingdings" w:hint="default"/>
+        <w:sz w:val="20"/>
+      </w:rPr>
+    </w:lvl>
+    <w:lvl w:ilvl="7" w:tentative="1">
+      <w:start w:val="1"/>
+      <w:numFmt w:val="bullet"/>
+      <w:lvlText w:val=""/>
+      <w:lvlJc w:val="left"/>
+      <w:pPr>
+        <w:tabs>
+          <w:tab w:val="num" w:pos="5760"/>
+        </w:tabs>
+        <w:ind w:left="5760" w:hanging="360"/>
+      </w:pPr>
+      <w:rPr>
+        <w:rFonts w:ascii="Wingdings" w:hAnsi="Wingdings" w:hint="default"/>
+        <w:sz w:val="20"/>
+      </w:rPr>
+    </w:lvl>
+    <w:lvl w:ilvl="8" w:tentative="1">
+      <w:start w:val="1"/>
+      <w:numFmt w:val="bullet"/>
+      <w:lvlText w:val=""/>
+      <w:lvlJc w:val="left"/>
+      <w:pPr>
+        <w:tabs>
+          <w:tab w:val="num" w:pos="6480"/>
+        </w:tabs>
+        <w:ind w:left="6480" w:hanging="360"/>
+      </w:pPr>
+      <w:rPr>
+        <w:rFonts w:ascii="Wingdings" w:hAnsi="Wingdings" w:hint="default"/>
+        <w:sz w:val="20"/>
+      </w:rPr>
+    </w:lvl>
+  </w:abstractNum>
+  <w:abstractNum w:abstractNumId="3" w15:restartNumberingAfterBreak="0">
+    <w:nsid w:val="4521391B"/>
+    <w:multiLevelType w:val="multilevel"/>
+    <w:tmpl w:val="2034CE50"/>
+    <w:lvl w:ilvl="0">
+      <w:start w:val="1"/>
+      <w:numFmt w:val="decimal"/>
+      <w:lvlText w:val="%1."/>
+      <w:lvlJc w:val="left"/>
+      <w:pPr>
+        <w:tabs>
+          <w:tab w:val="num" w:pos="720"/>
+        </w:tabs>
+        <w:ind w:left="720" w:hanging="360"/>
+      </w:pPr>
+    </w:lvl>
+    <w:lvl w:ilvl="1">
+      <w:start w:val="1"/>
+      <w:numFmt w:val="bullet"/>
+      <w:lvlText w:val="o"/>
+      <w:lvlJc w:val="left"/>
+      <w:pPr>
+        <w:tabs>
+          <w:tab w:val="num" w:pos="1440"/>
+        </w:tabs>
+        <w:ind w:left="1440" w:hanging="360"/>
+      </w:pPr>
+      <w:rPr>
+        <w:rFonts w:ascii="Courier New" w:hAnsi="Courier New" w:hint="default"/>
+        <w:sz w:val="20"/>
+      </w:rPr>
+    </w:lvl>
+    <w:lvl w:ilvl="2">
+      <w:start w:val="1"/>
+      <w:numFmt w:val="bullet"/>
+      <w:lvlText w:val=""/>
+      <w:lvlJc w:val="left"/>
+      <w:pPr>
+        <w:tabs>
+          <w:tab w:val="num" w:pos="2160"/>
+        </w:tabs>
+        <w:ind w:left="2160" w:hanging="360"/>
+      </w:pPr>
+      <w:rPr>
+        <w:rFonts w:ascii="Wingdings" w:hAnsi="Wingdings" w:hint="default"/>
+        <w:sz w:val="20"/>
+      </w:rPr>
+    </w:lvl>
+    <w:lvl w:ilvl="3" w:tentative="1">
+      <w:start w:val="1"/>
+      <w:numFmt w:val="decimal"/>
+      <w:lvlText w:val="%4."/>
+      <w:lvlJc w:val="left"/>
+      <w:pPr>
+        <w:tabs>
+          <w:tab w:val="num" w:pos="2880"/>
+        </w:tabs>
+        <w:ind w:left="2880" w:hanging="360"/>
+      </w:pPr>
+    </w:lvl>
+    <w:lvl w:ilvl="4" w:tentative="1">
+      <w:start w:val="1"/>
+      <w:numFmt w:val="decimal"/>
+      <w:lvlText w:val="%5."/>
+      <w:lvlJc w:val="left"/>
+      <w:pPr>
+        <w:tabs>
+          <w:tab w:val="num" w:pos="3600"/>
+        </w:tabs>
+        <w:ind w:left="3600" w:hanging="360"/>
+      </w:pPr>
+    </w:lvl>
+    <w:lvl w:ilvl="5" w:tentative="1">
+      <w:start w:val="1"/>
+      <w:numFmt w:val="decimal"/>
+      <w:lvlText w:val="%6."/>
+      <w:lvlJc w:val="left"/>
+      <w:pPr>
+        <w:tabs>
+          <w:tab w:val="num" w:pos="4320"/>
+        </w:tabs>
+        <w:ind w:left="4320" w:hanging="360"/>
+      </w:pPr>
+    </w:lvl>
+    <w:lvl w:ilvl="6" w:tentative="1">
+      <w:start w:val="1"/>
+      <w:numFmt w:val="decimal"/>
+      <w:lvlText w:val="%7."/>
+      <w:lvlJc w:val="left"/>
+      <w:pPr>
+        <w:tabs>
+          <w:tab w:val="num" w:pos="5040"/>
+        </w:tabs>
+        <w:ind w:left="5040" w:hanging="360"/>
+      </w:pPr>
+    </w:lvl>
+    <w:lvl w:ilvl="7" w:tentative="1">
+      <w:start w:val="1"/>
+      <w:numFmt w:val="decimal"/>
+      <w:lvlText w:val="%8."/>
+      <w:lvlJc w:val="left"/>
+      <w:pPr>
+        <w:tabs>
+          <w:tab w:val="num" w:pos="5760"/>
+        </w:tabs>
+        <w:ind w:left="5760" w:hanging="360"/>
+      </w:pPr>
+    </w:lvl>
+    <w:lvl w:ilvl="8" w:tentative="1">
+      <w:start w:val="1"/>
+      <w:numFmt w:val="decimal"/>
+      <w:lvlText w:val="%9."/>
+      <w:lvlJc w:val="left"/>
+      <w:pPr>
+        <w:tabs>
+          <w:tab w:val="num" w:pos="6480"/>
+        </w:tabs>
+        <w:ind w:left="6480" w:hanging="360"/>
+      </w:pPr>
+    </w:lvl>
+  </w:abstractNum>
+  <w:abstractNum w:abstractNumId="4" w15:restartNumberingAfterBreak="0">
+    <w:nsid w:val="52722212"/>
+    <w:multiLevelType w:val="multilevel"/>
+    <w:tmpl w:val="640ECB96"/>
+    <w:lvl w:ilvl="0">
+      <w:start w:val="3"/>
+      <w:numFmt w:val="decimal"/>
+      <w:lvlText w:val="%1."/>
+      <w:lvlJc w:val="left"/>
+      <w:pPr>
+        <w:tabs>
+          <w:tab w:val="num" w:pos="720"/>
+        </w:tabs>
+        <w:ind w:left="720" w:hanging="360"/>
+      </w:pPr>
+    </w:lvl>
+    <w:lvl w:ilvl="1">
+      <w:start w:val="1"/>
+      <w:numFmt w:val="bullet"/>
+      <w:lvlText w:val="o"/>
+      <w:lvlJc w:val="left"/>
+      <w:pPr>
+        <w:tabs>
+          <w:tab w:val="num" w:pos="1440"/>
+        </w:tabs>
+        <w:ind w:left="1440" w:hanging="360"/>
+      </w:pPr>
+      <w:rPr>
+        <w:rFonts w:ascii="Courier New" w:hAnsi="Courier New" w:hint="default"/>
+        <w:sz w:val="20"/>
+      </w:rPr>
+    </w:lvl>
+    <w:lvl w:ilvl="2">
+      <w:start w:val="1"/>
+      <w:numFmt w:val="bullet"/>
+      <w:lvlText w:val=""/>
+      <w:lvlJc w:val="left"/>
+      <w:pPr>
+        <w:tabs>
+          <w:tab w:val="num" w:pos="2160"/>
+        </w:tabs>
+        <w:ind w:left="2160" w:hanging="360"/>
+      </w:pPr>
+      <w:rPr>
+        <w:rFonts w:ascii="Wingdings" w:hAnsi="Wingdings" w:hint="default"/>
+        <w:sz w:val="20"/>
+      </w:rPr>
+    </w:lvl>
+    <w:lvl w:ilvl="3" w:tentative="1">
+      <w:start w:val="1"/>
+      <w:numFmt w:val="decimal"/>
+      <w:lvlText w:val="%4."/>
+      <w:lvlJc w:val="left"/>
+      <w:pPr>
+        <w:tabs>
+          <w:tab w:val="num" w:pos="2880"/>
+        </w:tabs>
+        <w:ind w:left="2880" w:hanging="360"/>
+      </w:pPr>
+    </w:lvl>
+    <w:lvl w:ilvl="4" w:tentative="1">
+      <w:start w:val="1"/>
+      <w:numFmt w:val="decimal"/>
+      <w:lvlText w:val="%5."/>
+      <w:lvlJc w:val="left"/>
+      <w:pPr>
+        <w:tabs>
+          <w:tab w:val="num" w:pos="3600"/>
+        </w:tabs>
+        <w:ind w:left="3600" w:hanging="360"/>
+      </w:pPr>
+    </w:lvl>
+    <w:lvl w:ilvl="5" w:tentative="1">
+      <w:start w:val="1"/>
+      <w:numFmt w:val="decimal"/>
+      <w:lvlText w:val="%6."/>
+      <w:lvlJc w:val="left"/>
+      <w:pPr>
+        <w:tabs>
+          <w:tab w:val="num" w:pos="4320"/>
+        </w:tabs>
+        <w:ind w:left="4320" w:hanging="360"/>
+      </w:pPr>
+    </w:lvl>
+    <w:lvl w:ilvl="6" w:tentative="1">
+      <w:start w:val="1"/>
+      <w:numFmt w:val="decimal"/>
+      <w:lvlText w:val="%7."/>
+      <w:lvlJc w:val="left"/>
+      <w:pPr>
+        <w:tabs>
+          <w:tab w:val="num" w:pos="5040"/>
+        </w:tabs>
+        <w:ind w:left="5040" w:hanging="360"/>
+      </w:pPr>
+    </w:lvl>
+    <w:lvl w:ilvl="7" w:tentative="1">
+      <w:start w:val="1"/>
+      <w:numFmt w:val="decimal"/>
+      <w:lvlText w:val="%8."/>
+      <w:lvlJc w:val="left"/>
+      <w:pPr>
+        <w:tabs>
+          <w:tab w:val="num" w:pos="5760"/>
+        </w:tabs>
+        <w:ind w:left="5760" w:hanging="360"/>
+      </w:pPr>
+    </w:lvl>
+    <w:lvl w:ilvl="8" w:tentative="1">
+      <w:start w:val="1"/>
+      <w:numFmt w:val="decimal"/>
+      <w:lvlText w:val="%9."/>
+      <w:lvlJc w:val="left"/>
+      <w:pPr>
+        <w:tabs>
+          <w:tab w:val="num" w:pos="6480"/>
+        </w:tabs>
+        <w:ind w:left="6480" w:hanging="360"/>
+      </w:pPr>
+    </w:lvl>
+  </w:abstractNum>
+  <w:abstractNum w:abstractNumId="5" w15:restartNumberingAfterBreak="0">
+    <w:nsid w:val="77C929FA"/>
+    <w:multiLevelType w:val="multilevel"/>
+    <w:tmpl w:val="1E5E766C"/>
+    <w:lvl w:ilvl="0">
+      <w:start w:val="1"/>
+      <w:numFmt w:val="bullet"/>
+      <w:lvlText w:val=""/>
+      <w:lvlJc w:val="left"/>
+      <w:pPr>
+        <w:tabs>
+          <w:tab w:val="num" w:pos="720"/>
+        </w:tabs>
+        <w:ind w:left="720" w:hanging="360"/>
+      </w:pPr>
+      <w:rPr>
+        <w:rFonts w:ascii="Symbol" w:hAnsi="Symbol" w:hint="default"/>
+        <w:sz w:val="20"/>
+      </w:rPr>
+    </w:lvl>
+    <w:lvl w:ilvl="1" w:tentative="1">
+      <w:start w:val="1"/>
+      <w:numFmt w:val="bullet"/>
+      <w:lvlText w:val="o"/>
+      <w:lvlJc w:val="left"/>
+      <w:pPr>
+        <w:tabs>
+          <w:tab w:val="num" w:pos="1440"/>
+        </w:tabs>
+        <w:ind w:left="1440" w:hanging="360"/>
+      </w:pPr>
+      <w:rPr>
+        <w:rFonts w:ascii="Courier New" w:hAnsi="Courier New" w:hint="default"/>
+        <w:sz w:val="20"/>
+      </w:rPr>
+    </w:lvl>
+    <w:lvl w:ilvl="2" w:tentative="1">
+      <w:start w:val="1"/>
+      <w:numFmt w:val="bullet"/>
+      <w:lvlText w:val=""/>
+      <w:lvlJc w:val="left"/>
+      <w:pPr>
+        <w:tabs>
+          <w:tab w:val="num" w:pos="2160"/>
+        </w:tabs>
+        <w:ind w:left="2160" w:hanging="360"/>
+      </w:pPr>
+      <w:rPr>
+        <w:rFonts w:ascii="Wingdings" w:hAnsi="Wingdings" w:hint="default"/>
+        <w:sz w:val="20"/>
+      </w:rPr>
+    </w:lvl>
+    <w:lvl w:ilvl="3" w:tentative="1">
+      <w:start w:val="1"/>
+      <w:numFmt w:val="bullet"/>
+      <w:lvlText w:val=""/>
+      <w:lvlJc w:val="left"/>
+      <w:pPr>
+        <w:tabs>
+          <w:tab w:val="num" w:pos="2880"/>
+        </w:tabs>
+        <w:ind w:left="2880" w:hanging="360"/>
+      </w:pPr>
+      <w:rPr>
+        <w:rFonts w:ascii="Wingdings" w:hAnsi="Wingdings" w:hint="default"/>
+        <w:sz w:val="20"/>
+      </w:rPr>
+    </w:lvl>
+    <w:lvl w:ilvl="4" w:tentative="1">
+      <w:start w:val="1"/>
+      <w:numFmt w:val="bullet"/>
+      <w:lvlText w:val=""/>
+      <w:lvlJc w:val="left"/>
+      <w:pPr>
+        <w:tabs>
+          <w:tab w:val="num" w:pos="3600"/>
+        </w:tabs>
+        <w:ind w:left="3600" w:hanging="360"/>
+      </w:pPr>
+      <w:rPr>
+        <w:rFonts w:ascii="Wingdings" w:hAnsi="Wingdings" w:hint="default"/>
+        <w:sz w:val="20"/>
+      </w:rPr>
+    </w:lvl>
+    <w:lvl w:ilvl="5" w:tentative="1">
+      <w:start w:val="1"/>
+      <w:numFmt w:val="bullet"/>
+      <w:lvlText w:val=""/>
+      <w:lvlJc w:val="left"/>
+      <w:pPr>
+        <w:tabs>
+          <w:tab w:val="num" w:pos="4320"/>
+        </w:tabs>
+        <w:ind w:left="4320" w:hanging="360"/>
+      </w:pPr>
+      <w:rPr>
+        <w:rFonts w:ascii="Wingdings" w:hAnsi="Wingdings" w:hint="default"/>
+        <w:sz w:val="20"/>
+      </w:rPr>
+    </w:lvl>
+    <w:lvl w:ilvl="6" w:tentative="1">
+      <w:start w:val="1"/>
+      <w:numFmt w:val="bullet"/>
+      <w:lvlText w:val=""/>
+      <w:lvlJc w:val="left"/>
+      <w:pPr>
+        <w:tabs>
+          <w:tab w:val="num" w:pos="5040"/>
+        </w:tabs>
+        <w:ind w:left="5040" w:hanging="360"/>
+      </w:pPr>
+      <w:rPr>
+        <w:rFonts w:ascii="Wingdings" w:hAnsi="Wingdings" w:hint="default"/>
+        <w:sz w:val="20"/>
+      </w:rPr>
+    </w:lvl>
+    <w:lvl w:ilvl="7" w:tentative="1">
+      <w:start w:val="1"/>
+      <w:numFmt w:val="bullet"/>
+      <w:lvlText w:val=""/>
+      <w:lvlJc w:val="left"/>
+      <w:pPr>
+        <w:tabs>
+          <w:tab w:val="num" w:pos="5760"/>
+        </w:tabs>
+        <w:ind w:left="5760" w:hanging="360"/>
+      </w:pPr>
+      <w:rPr>
+        <w:rFonts w:ascii="Wingdings" w:hAnsi="Wingdings" w:hint="default"/>
+        <w:sz w:val="20"/>
+      </w:rPr>
+    </w:lvl>
+    <w:lvl w:ilvl="8" w:tentative="1">
+      <w:start w:val="1"/>
+      <w:numFmt w:val="bullet"/>
+      <w:lvlText w:val=""/>
+      <w:lvlJc w:val="left"/>
+      <w:pPr>
+        <w:tabs>
+          <w:tab w:val="num" w:pos="6480"/>
+        </w:tabs>
+        <w:ind w:left="6480" w:hanging="360"/>
+      </w:pPr>
+      <w:rPr>
+        <w:rFonts w:ascii="Wingdings" w:hAnsi="Wingdings" w:hint="default"/>
+        <w:sz w:val="20"/>
+      </w:rPr>
+    </w:lvl>
+  </w:abstractNum>
+  <w:num w:numId="1" w16cid:durableId="1046640518">
+    <w:abstractNumId w:val="3"/>
+  </w:num>
+  <w:num w:numId="2" w16cid:durableId="958728200">
+    <w:abstractNumId w:val="0"/>
+  </w:num>
+  <w:num w:numId="3" w16cid:durableId="2042630207">
+    <w:abstractNumId w:val="4"/>
+  </w:num>
+  <w:num w:numId="4" w16cid:durableId="367605265">
+    <w:abstractNumId w:val="1"/>
+  </w:num>
+  <w:num w:numId="5" w16cid:durableId="147291430">
+    <w:abstractNumId w:val="2"/>
+  </w:num>
+  <w:num w:numId="6" w16cid:durableId="1359233293">
+    <w:abstractNumId w:val="5"/>
+  </w:num>
+</w:numbering>
 </file>
 
 <file path=word/styles.xml><?xml version="1.0" encoding="utf-8"?>
@@ -1001,7 +3432,6 @@
     <w:next w:val="a"/>
     <w:link w:val="20"/>
     <w:uiPriority w:val="9"/>
-    <w:semiHidden/>
     <w:unhideWhenUsed/>
     <w:qFormat/>
     <w:rsid w:val="007556DC"/>
@@ -1024,7 +3454,6 @@
     <w:next w:val="a"/>
     <w:link w:val="30"/>
     <w:uiPriority w:val="9"/>
-    <w:semiHidden/>
     <w:unhideWhenUsed/>
     <w:qFormat/>
     <w:rsid w:val="007556DC"/>
@@ -1217,7 +3646,6 @@
     <w:basedOn w:val="a0"/>
     <w:link w:val="2"/>
     <w:uiPriority w:val="9"/>
-    <w:semiHidden/>
     <w:rsid w:val="007556DC"/>
     <w:rPr>
       <w:rFonts w:asciiTheme="majorHAnsi" w:eastAsiaTheme="majorEastAsia" w:hAnsiTheme="majorHAnsi" w:cstheme="majorBidi"/>
@@ -1231,7 +3659,6 @@
     <w:basedOn w:val="a0"/>
     <w:link w:val="3"/>
     <w:uiPriority w:val="9"/>
-    <w:semiHidden/>
     <w:rsid w:val="007556DC"/>
     <w:rPr>
       <w:rFonts w:asciiTheme="majorHAnsi" w:eastAsiaTheme="majorEastAsia" w:hAnsiTheme="majorHAnsi" w:cstheme="majorBidi"/>
@@ -1507,6 +3934,46 @@
       <w:kern w:val="0"/>
       <w:sz w:val="24"/>
     </w:rPr>
+  </w:style>
+  <w:style w:type="character" w:customStyle="1" w:styleId="s1">
+    <w:name w:val="s1"/>
+    <w:basedOn w:val="a0"/>
+    <w:rsid w:val="00D5432D"/>
+  </w:style>
+  <w:style w:type="paragraph" w:customStyle="1" w:styleId="p2">
+    <w:name w:val="p2"/>
+    <w:basedOn w:val="a"/>
+    <w:rsid w:val="00D5432D"/>
+    <w:pPr>
+      <w:widowControl/>
+      <w:spacing w:before="100" w:beforeAutospacing="1" w:after="100" w:afterAutospacing="1"/>
+      <w:jc w:val="left"/>
+    </w:pPr>
+    <w:rPr>
+      <w:rFonts w:ascii="宋体" w:eastAsia="宋体" w:hAnsi="宋体" w:cs="宋体"/>
+      <w:kern w:val="0"/>
+      <w:sz w:val="24"/>
+    </w:rPr>
+  </w:style>
+  <w:style w:type="paragraph" w:customStyle="1" w:styleId="p3">
+    <w:name w:val="p3"/>
+    <w:basedOn w:val="a"/>
+    <w:rsid w:val="00D5432D"/>
+    <w:pPr>
+      <w:widowControl/>
+      <w:spacing w:before="100" w:beforeAutospacing="1" w:after="100" w:afterAutospacing="1"/>
+      <w:jc w:val="left"/>
+    </w:pPr>
+    <w:rPr>
+      <w:rFonts w:ascii="宋体" w:eastAsia="宋体" w:hAnsi="宋体" w:cs="宋体"/>
+      <w:kern w:val="0"/>
+      <w:sz w:val="24"/>
+    </w:rPr>
+  </w:style>
+  <w:style w:type="character" w:customStyle="1" w:styleId="s2">
+    <w:name w:val="s2"/>
+    <w:basedOn w:val="a0"/>
+    <w:rsid w:val="00D5432D"/>
   </w:style>
 </w:styles>
 </file>

--- a/doc/疲劳管理.docx
+++ b/doc/疲劳管理.docx
@@ -21,18 +21,18 @@
         <w:rPr>
           <w:rFonts w:hint="eastAsia"/>
         </w:rPr>
-        <w:t>三类脑力活动</w:t>
-      </w:r>
-    </w:p>
-    <w:p>
-      <w:pPr>
-        <w:widowControl/>
-        <w:numPr>
-          <w:ilvl w:val="0"/>
-          <w:numId w:val="1"/>
-        </w:numPr>
-        <w:spacing w:before="100" w:beforeAutospacing="1" w:after="100" w:afterAutospacing="1"/>
-        <w:jc w:val="left"/>
+        <w:t>脑力活动</w:t>
+      </w:r>
+      <w:r>
+        <w:rPr>
+          <w:rFonts w:hint="eastAsia"/>
+        </w:rPr>
+        <w:t>分类</w:t>
+      </w:r>
+    </w:p>
+    <w:p>
+      <w:pPr>
+        <w:pStyle w:val="4"/>
         <w:rPr>
           <w:rFonts w:ascii="宋体" w:eastAsia="宋体" w:hAnsi="宋体" w:cs="宋体"/>
           <w:kern w:val="0"/>
@@ -52,12 +52,25 @@
     </w:p>
     <w:p>
       <w:pPr>
+        <w:pStyle w:val="5"/>
+        <w:rPr>
+          <w:rFonts w:ascii="宋体" w:eastAsia="宋体" w:hAnsi="宋体" w:cs="宋体"/>
+          <w:kern w:val="0"/>
+        </w:rPr>
+      </w:pPr>
+      <w:r>
+        <w:rPr>
+          <w:rFonts w:ascii="宋体" w:eastAsia="宋体" w:hAnsi="宋体" w:cs="宋体"/>
+          <w:kern w:val="0"/>
+        </w:rPr>
+        <w:t>特征：</w:t>
+      </w:r>
+    </w:p>
+    <w:p>
+      <w:pPr>
         <w:widowControl/>
-        <w:numPr>
-          <w:ilvl w:val="1"/>
-          <w:numId w:val="1"/>
-        </w:numPr>
         <w:spacing w:before="100" w:beforeAutospacing="1" w:after="100" w:afterAutospacing="1"/>
+        <w:ind w:left="880"/>
         <w:jc w:val="left"/>
         <w:rPr>
           <w:rFonts w:ascii="宋体" w:eastAsia="宋体" w:hAnsi="宋体" w:cs="宋体"/>
@@ -71,17 +84,14 @@
           <w:kern w:val="0"/>
           <w:sz w:val="24"/>
         </w:rPr>
-        <w:t>特征：</w:t>
+        <w:t>需要工作记忆</w:t>
       </w:r>
     </w:p>
     <w:p>
       <w:pPr>
         <w:widowControl/>
-        <w:numPr>
-          <w:ilvl w:val="2"/>
-          <w:numId w:val="1"/>
-        </w:numPr>
         <w:spacing w:before="100" w:beforeAutospacing="1" w:after="100" w:afterAutospacing="1"/>
+        <w:ind w:left="880"/>
         <w:jc w:val="left"/>
         <w:rPr>
           <w:rFonts w:ascii="宋体" w:eastAsia="宋体" w:hAnsi="宋体" w:cs="宋体"/>
@@ -95,17 +105,14 @@
           <w:kern w:val="0"/>
           <w:sz w:val="24"/>
         </w:rPr>
-        <w:t>需要工作记忆</w:t>
+        <w:t>需要抽象推理</w:t>
       </w:r>
     </w:p>
     <w:p>
       <w:pPr>
         <w:widowControl/>
-        <w:numPr>
-          <w:ilvl w:val="2"/>
-          <w:numId w:val="1"/>
-        </w:numPr>
         <w:spacing w:before="100" w:beforeAutospacing="1" w:after="100" w:afterAutospacing="1"/>
+        <w:ind w:left="880"/>
         <w:jc w:val="left"/>
         <w:rPr>
           <w:rFonts w:ascii="宋体" w:eastAsia="宋体" w:hAnsi="宋体" w:cs="宋体"/>
@@ -119,17 +126,14 @@
           <w:kern w:val="0"/>
           <w:sz w:val="24"/>
         </w:rPr>
-        <w:t>需要抽象推理</w:t>
+        <w:t>需要长期目标维持</w:t>
       </w:r>
     </w:p>
     <w:p>
       <w:pPr>
         <w:widowControl/>
-        <w:numPr>
-          <w:ilvl w:val="2"/>
-          <w:numId w:val="1"/>
-        </w:numPr>
         <w:spacing w:before="100" w:beforeAutospacing="1" w:after="100" w:afterAutospacing="1"/>
+        <w:ind w:left="880"/>
         <w:jc w:val="left"/>
         <w:rPr>
           <w:rFonts w:ascii="宋体" w:eastAsia="宋体" w:hAnsi="宋体" w:cs="宋体"/>
@@ -143,17 +147,30 @@
           <w:kern w:val="0"/>
           <w:sz w:val="24"/>
         </w:rPr>
-        <w:t>需要长期目标维持</w:t>
+        <w:t>需要抑制干扰（不走神、不被打断）</w:t>
+      </w:r>
+    </w:p>
+    <w:p>
+      <w:pPr>
+        <w:pStyle w:val="5"/>
+        <w:rPr>
+          <w:rFonts w:ascii="宋体" w:eastAsia="宋体" w:hAnsi="宋体" w:cs="宋体"/>
+          <w:kern w:val="0"/>
+        </w:rPr>
+      </w:pPr>
+      <w:r>
+        <w:rPr>
+          <w:rFonts w:ascii="宋体" w:eastAsia="宋体" w:hAnsi="宋体" w:cs="宋体"/>
+          <w:kern w:val="0"/>
+        </w:rPr>
+        <w:t>典型例子：</w:t>
       </w:r>
     </w:p>
     <w:p>
       <w:pPr>
         <w:widowControl/>
-        <w:numPr>
-          <w:ilvl w:val="2"/>
-          <w:numId w:val="1"/>
-        </w:numPr>
         <w:spacing w:before="100" w:beforeAutospacing="1" w:after="100" w:afterAutospacing="1"/>
+        <w:ind w:left="880"/>
         <w:jc w:val="left"/>
         <w:rPr>
           <w:rFonts w:ascii="宋体" w:eastAsia="宋体" w:hAnsi="宋体" w:cs="宋体"/>
@@ -167,17 +184,14 @@
           <w:kern w:val="0"/>
           <w:sz w:val="24"/>
         </w:rPr>
-        <w:t>需要抑制干扰（不走神、不被打断）</w:t>
+        <w:t>写论文逻辑结构</w:t>
       </w:r>
     </w:p>
     <w:p>
       <w:pPr>
         <w:widowControl/>
-        <w:numPr>
-          <w:ilvl w:val="1"/>
-          <w:numId w:val="1"/>
-        </w:numPr>
         <w:spacing w:before="100" w:beforeAutospacing="1" w:after="100" w:afterAutospacing="1"/>
+        <w:ind w:left="880"/>
         <w:jc w:val="left"/>
         <w:rPr>
           <w:rFonts w:ascii="宋体" w:eastAsia="宋体" w:hAnsi="宋体" w:cs="宋体"/>
@@ -191,17 +205,14 @@
           <w:kern w:val="0"/>
           <w:sz w:val="24"/>
         </w:rPr>
-        <w:t>典型例子：</w:t>
+        <w:t>设计实验方案</w:t>
       </w:r>
     </w:p>
     <w:p>
       <w:pPr>
         <w:widowControl/>
-        <w:numPr>
-          <w:ilvl w:val="2"/>
-          <w:numId w:val="1"/>
-        </w:numPr>
         <w:spacing w:before="100" w:beforeAutospacing="1" w:after="100" w:afterAutospacing="1"/>
+        <w:ind w:left="880"/>
         <w:jc w:val="left"/>
         <w:rPr>
           <w:rFonts w:ascii="宋体" w:eastAsia="宋体" w:hAnsi="宋体" w:cs="宋体"/>
@@ -215,17 +226,14 @@
           <w:kern w:val="0"/>
           <w:sz w:val="24"/>
         </w:rPr>
-        <w:t>写论文逻辑结构</w:t>
+        <w:t>写复杂脚本 / 架构设计</w:t>
       </w:r>
     </w:p>
     <w:p>
       <w:pPr>
         <w:widowControl/>
-        <w:numPr>
-          <w:ilvl w:val="2"/>
-          <w:numId w:val="1"/>
-        </w:numPr>
         <w:spacing w:before="100" w:beforeAutospacing="1" w:after="100" w:afterAutospacing="1"/>
+        <w:ind w:left="880"/>
         <w:jc w:val="left"/>
         <w:rPr>
           <w:rFonts w:ascii="宋体" w:eastAsia="宋体" w:hAnsi="宋体" w:cs="宋体"/>
@@ -239,89 +247,30 @@
           <w:kern w:val="0"/>
           <w:sz w:val="24"/>
         </w:rPr>
-        <w:t>设计实验方案</w:t>
+        <w:t>做“需要想清楚”的决策</w:t>
+      </w:r>
+    </w:p>
+    <w:p>
+      <w:pPr>
+        <w:pStyle w:val="5"/>
+        <w:rPr>
+          <w:rFonts w:ascii="宋体" w:eastAsia="宋体" w:hAnsi="宋体" w:cs="宋体"/>
+          <w:kern w:val="0"/>
+        </w:rPr>
+      </w:pPr>
+      <w:r>
+        <w:rPr>
+          <w:rFonts w:ascii="宋体" w:eastAsia="宋体" w:hAnsi="宋体" w:cs="宋体"/>
+          <w:kern w:val="0"/>
+        </w:rPr>
+        <w:t>认知科学对应：</w:t>
       </w:r>
     </w:p>
     <w:p>
       <w:pPr>
         <w:widowControl/>
-        <w:numPr>
-          <w:ilvl w:val="2"/>
-          <w:numId w:val="1"/>
-        </w:numPr>
         <w:spacing w:before="100" w:beforeAutospacing="1" w:after="100" w:afterAutospacing="1"/>
-        <w:jc w:val="left"/>
-        <w:rPr>
-          <w:rFonts w:ascii="宋体" w:eastAsia="宋体" w:hAnsi="宋体" w:cs="宋体"/>
-          <w:kern w:val="0"/>
-          <w:sz w:val="24"/>
-        </w:rPr>
-      </w:pPr>
-      <w:r>
-        <w:rPr>
-          <w:rFonts w:ascii="宋体" w:eastAsia="宋体" w:hAnsi="宋体" w:cs="宋体"/>
-          <w:kern w:val="0"/>
-          <w:sz w:val="24"/>
-        </w:rPr>
-        <w:t>写复杂脚本 / 架构设计</w:t>
-      </w:r>
-    </w:p>
-    <w:p>
-      <w:pPr>
-        <w:widowControl/>
-        <w:numPr>
-          <w:ilvl w:val="2"/>
-          <w:numId w:val="1"/>
-        </w:numPr>
-        <w:spacing w:before="100" w:beforeAutospacing="1" w:after="100" w:afterAutospacing="1"/>
-        <w:jc w:val="left"/>
-        <w:rPr>
-          <w:rFonts w:ascii="宋体" w:eastAsia="宋体" w:hAnsi="宋体" w:cs="宋体"/>
-          <w:kern w:val="0"/>
-          <w:sz w:val="24"/>
-        </w:rPr>
-      </w:pPr>
-      <w:r>
-        <w:rPr>
-          <w:rFonts w:ascii="宋体" w:eastAsia="宋体" w:hAnsi="宋体" w:cs="宋体"/>
-          <w:kern w:val="0"/>
-          <w:sz w:val="24"/>
-        </w:rPr>
-        <w:t>做“需要想清楚”的决策</w:t>
-      </w:r>
-    </w:p>
-    <w:p>
-      <w:pPr>
-        <w:widowControl/>
-        <w:numPr>
-          <w:ilvl w:val="1"/>
-          <w:numId w:val="1"/>
-        </w:numPr>
-        <w:spacing w:before="100" w:beforeAutospacing="1" w:after="100" w:afterAutospacing="1"/>
-        <w:jc w:val="left"/>
-        <w:rPr>
-          <w:rFonts w:ascii="宋体" w:eastAsia="宋体" w:hAnsi="宋体" w:cs="宋体"/>
-          <w:kern w:val="0"/>
-          <w:sz w:val="24"/>
-        </w:rPr>
-      </w:pPr>
-      <w:r>
-        <w:rPr>
-          <w:rFonts w:ascii="宋体" w:eastAsia="宋体" w:hAnsi="宋体" w:cs="宋体"/>
-          <w:kern w:val="0"/>
-          <w:sz w:val="24"/>
-        </w:rPr>
-        <w:t>认知科学对应：</w:t>
-      </w:r>
-    </w:p>
-    <w:p>
-      <w:pPr>
-        <w:widowControl/>
-        <w:numPr>
-          <w:ilvl w:val="2"/>
-          <w:numId w:val="1"/>
-        </w:numPr>
-        <w:spacing w:before="100" w:beforeAutospacing="1" w:after="100" w:afterAutospacing="1"/>
+        <w:ind w:left="880"/>
         <w:jc w:val="left"/>
         <w:rPr>
           <w:rFonts w:ascii="宋体" w:eastAsia="宋体" w:hAnsi="宋体" w:cs="宋体"/>
@@ -369,11 +318,8 @@
     <w:p>
       <w:pPr>
         <w:widowControl/>
-        <w:numPr>
-          <w:ilvl w:val="2"/>
-          <w:numId w:val="1"/>
-        </w:numPr>
         <w:spacing w:before="100" w:beforeAutospacing="1" w:after="100" w:afterAutospacing="1"/>
+        <w:ind w:left="880"/>
         <w:jc w:val="left"/>
         <w:rPr>
           <w:rFonts w:ascii="宋体" w:eastAsia="宋体" w:hAnsi="宋体" w:cs="宋体"/>
@@ -437,7 +383,7 @@
           <w:kern w:val="0"/>
           <w:sz w:val="24"/>
         </w:rPr>
-        <w:t>你把这个放在“早上脑袋最清楚的时候”，是非常合理的。</w:t>
+        <w:t>这个放在“早上脑袋最清楚的时候”，是非常合理的。</w:t>
       </w:r>
     </w:p>
     <w:p>
@@ -452,10 +398,7 @@
       </w:pPr>
       <w:r>
         <w:rPr>
-          <w:rFonts w:ascii="宋体" w:eastAsia="宋体" w:hAnsi="宋体" w:cs="宋体"/>
           <w:noProof/>
-          <w:kern w:val="0"/>
-          <w:sz w:val="24"/>
         </w:rPr>
         <w:pict w14:anchorId="1F3FA3EC">
           <v:rect id="_x0000_i1026" alt="" style="width:415.3pt;height:.05pt;mso-width-percent:0;mso-height-percent:0;mso-width-percent:0;mso-height-percent:0" o:hralign="center" o:hrstd="t" o:hr="t" fillcolor="#a0a0a0" stroked="f"/>
@@ -464,13 +407,7 @@
     </w:p>
     <w:p>
       <w:pPr>
-        <w:widowControl/>
-        <w:numPr>
-          <w:ilvl w:val="0"/>
-          <w:numId w:val="2"/>
-        </w:numPr>
-        <w:spacing w:before="100" w:beforeAutospacing="1" w:after="100" w:afterAutospacing="1"/>
-        <w:jc w:val="left"/>
+        <w:pStyle w:val="4"/>
         <w:rPr>
           <w:rFonts w:ascii="宋体" w:eastAsia="宋体" w:hAnsi="宋体" w:cs="宋体"/>
           <w:kern w:val="0"/>
@@ -490,12 +427,25 @@
     </w:p>
     <w:p>
       <w:pPr>
+        <w:pStyle w:val="5"/>
+        <w:rPr>
+          <w:rFonts w:ascii="宋体" w:eastAsia="宋体" w:hAnsi="宋体" w:cs="宋体"/>
+          <w:kern w:val="0"/>
+        </w:rPr>
+      </w:pPr>
+      <w:r>
+        <w:rPr>
+          <w:rFonts w:ascii="宋体" w:eastAsia="宋体" w:hAnsi="宋体" w:cs="宋体"/>
+          <w:kern w:val="0"/>
+        </w:rPr>
+        <w:t>特征：</w:t>
+      </w:r>
+    </w:p>
+    <w:p>
+      <w:pPr>
         <w:widowControl/>
-        <w:numPr>
-          <w:ilvl w:val="1"/>
-          <w:numId w:val="2"/>
-        </w:numPr>
         <w:spacing w:before="100" w:beforeAutospacing="1" w:after="100" w:afterAutospacing="1"/>
+        <w:ind w:left="880"/>
         <w:jc w:val="left"/>
         <w:rPr>
           <w:rFonts w:ascii="宋体" w:eastAsia="宋体" w:hAnsi="宋体" w:cs="宋体"/>
@@ -509,17 +459,14 @@
           <w:kern w:val="0"/>
           <w:sz w:val="24"/>
         </w:rPr>
-        <w:t>特征：</w:t>
+        <w:t>规则明确</w:t>
       </w:r>
     </w:p>
     <w:p>
       <w:pPr>
         <w:widowControl/>
-        <w:numPr>
-          <w:ilvl w:val="2"/>
-          <w:numId w:val="2"/>
-        </w:numPr>
         <w:spacing w:before="100" w:beforeAutospacing="1" w:after="100" w:afterAutospacing="1"/>
+        <w:ind w:left="880"/>
         <w:jc w:val="left"/>
         <w:rPr>
           <w:rFonts w:ascii="宋体" w:eastAsia="宋体" w:hAnsi="宋体" w:cs="宋体"/>
@@ -533,17 +480,14 @@
           <w:kern w:val="0"/>
           <w:sz w:val="24"/>
         </w:rPr>
-        <w:t>规则明确</w:t>
+        <w:t>步骤固定</w:t>
       </w:r>
     </w:p>
     <w:p>
       <w:pPr>
         <w:widowControl/>
-        <w:numPr>
-          <w:ilvl w:val="2"/>
-          <w:numId w:val="2"/>
-        </w:numPr>
         <w:spacing w:before="100" w:beforeAutospacing="1" w:after="100" w:afterAutospacing="1"/>
+        <w:ind w:left="880"/>
         <w:jc w:val="left"/>
         <w:rPr>
           <w:rFonts w:ascii="宋体" w:eastAsia="宋体" w:hAnsi="宋体" w:cs="宋体"/>
@@ -557,17 +501,30 @@
           <w:kern w:val="0"/>
           <w:sz w:val="24"/>
         </w:rPr>
-        <w:t>步骤固定</w:t>
+        <w:t>需要注意力，但不太需要创造新结构</w:t>
+      </w:r>
+    </w:p>
+    <w:p>
+      <w:pPr>
+        <w:pStyle w:val="5"/>
+        <w:rPr>
+          <w:rFonts w:ascii="宋体" w:eastAsia="宋体" w:hAnsi="宋体" w:cs="宋体"/>
+          <w:kern w:val="0"/>
+        </w:rPr>
+      </w:pPr>
+      <w:r>
+        <w:rPr>
+          <w:rFonts w:ascii="宋体" w:eastAsia="宋体" w:hAnsi="宋体" w:cs="宋体"/>
+          <w:kern w:val="0"/>
+        </w:rPr>
+        <w:t>典型例子：</w:t>
       </w:r>
     </w:p>
     <w:p>
       <w:pPr>
         <w:widowControl/>
-        <w:numPr>
-          <w:ilvl w:val="2"/>
-          <w:numId w:val="2"/>
-        </w:numPr>
         <w:spacing w:before="100" w:beforeAutospacing="1" w:after="100" w:afterAutospacing="1"/>
+        <w:ind w:left="880"/>
         <w:jc w:val="left"/>
         <w:rPr>
           <w:rFonts w:ascii="宋体" w:eastAsia="宋体" w:hAnsi="宋体" w:cs="宋体"/>
@@ -581,17 +538,14 @@
           <w:kern w:val="0"/>
           <w:sz w:val="24"/>
         </w:rPr>
-        <w:t>需要注意力，但不太需要创造新结构</w:t>
+        <w:t>按既定流程跑数据</w:t>
       </w:r>
     </w:p>
     <w:p>
       <w:pPr>
         <w:widowControl/>
-        <w:numPr>
-          <w:ilvl w:val="1"/>
-          <w:numId w:val="2"/>
-        </w:numPr>
         <w:spacing w:before="100" w:beforeAutospacing="1" w:after="100" w:afterAutospacing="1"/>
+        <w:ind w:left="880"/>
         <w:jc w:val="left"/>
         <w:rPr>
           <w:rFonts w:ascii="宋体" w:eastAsia="宋体" w:hAnsi="宋体" w:cs="宋体"/>
@@ -605,17 +559,14 @@
           <w:kern w:val="0"/>
           <w:sz w:val="24"/>
         </w:rPr>
-        <w:t>典型例子：</w:t>
+        <w:t>整理文件 / 标注图片</w:t>
       </w:r>
     </w:p>
     <w:p>
       <w:pPr>
         <w:widowControl/>
-        <w:numPr>
-          <w:ilvl w:val="2"/>
-          <w:numId w:val="2"/>
-        </w:numPr>
         <w:spacing w:before="100" w:beforeAutospacing="1" w:after="100" w:afterAutospacing="1"/>
+        <w:ind w:left="880"/>
         <w:jc w:val="left"/>
         <w:rPr>
           <w:rFonts w:ascii="宋体" w:eastAsia="宋体" w:hAnsi="宋体" w:cs="宋体"/>
@@ -629,17 +580,14 @@
           <w:kern w:val="0"/>
           <w:sz w:val="24"/>
         </w:rPr>
-        <w:t>按既定流程跑数据</w:t>
+        <w:t>写已经想清楚结构的代码</w:t>
       </w:r>
     </w:p>
     <w:p>
       <w:pPr>
         <w:widowControl/>
-        <w:numPr>
-          <w:ilvl w:val="2"/>
-          <w:numId w:val="2"/>
-        </w:numPr>
         <w:spacing w:before="100" w:beforeAutospacing="1" w:after="100" w:afterAutospacing="1"/>
+        <w:ind w:left="880"/>
         <w:jc w:val="left"/>
         <w:rPr>
           <w:rFonts w:ascii="宋体" w:eastAsia="宋体" w:hAnsi="宋体" w:cs="宋体"/>
@@ -653,89 +601,30 @@
           <w:kern w:val="0"/>
           <w:sz w:val="24"/>
         </w:rPr>
-        <w:t>整理文件 / 标注图片</w:t>
+        <w:t>执行实验流程</w:t>
+      </w:r>
+    </w:p>
+    <w:p>
+      <w:pPr>
+        <w:pStyle w:val="5"/>
+        <w:rPr>
+          <w:rFonts w:ascii="宋体" w:eastAsia="宋体" w:hAnsi="宋体" w:cs="宋体"/>
+          <w:kern w:val="0"/>
+        </w:rPr>
+      </w:pPr>
+      <w:r>
+        <w:rPr>
+          <w:rFonts w:ascii="宋体" w:eastAsia="宋体" w:hAnsi="宋体" w:cs="宋体"/>
+          <w:kern w:val="0"/>
+        </w:rPr>
+        <w:t>认知科学对应：</w:t>
       </w:r>
     </w:p>
     <w:p>
       <w:pPr>
         <w:widowControl/>
-        <w:numPr>
-          <w:ilvl w:val="2"/>
-          <w:numId w:val="2"/>
-        </w:numPr>
         <w:spacing w:before="100" w:beforeAutospacing="1" w:after="100" w:afterAutospacing="1"/>
-        <w:jc w:val="left"/>
-        <w:rPr>
-          <w:rFonts w:ascii="宋体" w:eastAsia="宋体" w:hAnsi="宋体" w:cs="宋体"/>
-          <w:kern w:val="0"/>
-          <w:sz w:val="24"/>
-        </w:rPr>
-      </w:pPr>
-      <w:r>
-        <w:rPr>
-          <w:rFonts w:ascii="宋体" w:eastAsia="宋体" w:hAnsi="宋体" w:cs="宋体"/>
-          <w:kern w:val="0"/>
-          <w:sz w:val="24"/>
-        </w:rPr>
-        <w:t>写已经想清楚结构的代码</w:t>
-      </w:r>
-    </w:p>
-    <w:p>
-      <w:pPr>
-        <w:widowControl/>
-        <w:numPr>
-          <w:ilvl w:val="2"/>
-          <w:numId w:val="2"/>
-        </w:numPr>
-        <w:spacing w:before="100" w:beforeAutospacing="1" w:after="100" w:afterAutospacing="1"/>
-        <w:jc w:val="left"/>
-        <w:rPr>
-          <w:rFonts w:ascii="宋体" w:eastAsia="宋体" w:hAnsi="宋体" w:cs="宋体"/>
-          <w:kern w:val="0"/>
-          <w:sz w:val="24"/>
-        </w:rPr>
-      </w:pPr>
-      <w:r>
-        <w:rPr>
-          <w:rFonts w:ascii="宋体" w:eastAsia="宋体" w:hAnsi="宋体" w:cs="宋体"/>
-          <w:kern w:val="0"/>
-          <w:sz w:val="24"/>
-        </w:rPr>
-        <w:t>执行实验流程</w:t>
-      </w:r>
-    </w:p>
-    <w:p>
-      <w:pPr>
-        <w:widowControl/>
-        <w:numPr>
-          <w:ilvl w:val="1"/>
-          <w:numId w:val="2"/>
-        </w:numPr>
-        <w:spacing w:before="100" w:beforeAutospacing="1" w:after="100" w:afterAutospacing="1"/>
-        <w:jc w:val="left"/>
-        <w:rPr>
-          <w:rFonts w:ascii="宋体" w:eastAsia="宋体" w:hAnsi="宋体" w:cs="宋体"/>
-          <w:kern w:val="0"/>
-          <w:sz w:val="24"/>
-        </w:rPr>
-      </w:pPr>
-      <w:r>
-        <w:rPr>
-          <w:rFonts w:ascii="宋体" w:eastAsia="宋体" w:hAnsi="宋体" w:cs="宋体"/>
-          <w:kern w:val="0"/>
-          <w:sz w:val="24"/>
-        </w:rPr>
-        <w:t>认知科学对应：</w:t>
-      </w:r>
-    </w:p>
-    <w:p>
-      <w:pPr>
-        <w:widowControl/>
-        <w:numPr>
-          <w:ilvl w:val="2"/>
-          <w:numId w:val="2"/>
-        </w:numPr>
-        <w:spacing w:before="100" w:beforeAutospacing="1" w:after="100" w:afterAutospacing="1"/>
+        <w:ind w:left="880"/>
         <w:jc w:val="left"/>
         <w:rPr>
           <w:rFonts w:ascii="宋体" w:eastAsia="宋体" w:hAnsi="宋体" w:cs="宋体"/>
@@ -783,11 +672,8 @@
     <w:p>
       <w:pPr>
         <w:widowControl/>
-        <w:numPr>
-          <w:ilvl w:val="2"/>
-          <w:numId w:val="2"/>
-        </w:numPr>
         <w:spacing w:before="100" w:beforeAutospacing="1" w:after="100" w:afterAutospacing="1"/>
+        <w:ind w:left="880"/>
         <w:jc w:val="left"/>
         <w:rPr>
           <w:rFonts w:ascii="宋体" w:eastAsia="宋体" w:hAnsi="宋体" w:cs="宋体"/>
@@ -807,11 +693,8 @@
     <w:p>
       <w:pPr>
         <w:widowControl/>
-        <w:numPr>
-          <w:ilvl w:val="2"/>
-          <w:numId w:val="2"/>
-        </w:numPr>
         <w:spacing w:before="100" w:beforeAutospacing="1" w:after="100" w:afterAutospacing="1"/>
+        <w:ind w:left="880"/>
         <w:jc w:val="left"/>
         <w:rPr>
           <w:rFonts w:ascii="宋体" w:eastAsia="宋体" w:hAnsi="宋体" w:cs="宋体"/>
@@ -826,6 +709,320 @@
           <w:sz w:val="24"/>
         </w:rPr>
         <w:t>在“轻度疲劳”状态仍然能保持不错效率</w:t>
+      </w:r>
+    </w:p>
+    <w:p>
+      <w:pPr>
+        <w:widowControl/>
+        <w:jc w:val="left"/>
+        <w:rPr>
+          <w:rFonts w:ascii="宋体" w:eastAsia="宋体" w:hAnsi="宋体" w:cs="宋体"/>
+          <w:kern w:val="0"/>
+          <w:sz w:val="24"/>
+        </w:rPr>
+      </w:pPr>
+      <w:r>
+        <w:rPr>
+          <w:noProof/>
+        </w:rPr>
+        <w:pict w14:anchorId="67804AC1">
+          <v:rect id="_x0000_i1025" alt="" style="width:415.3pt;height:.05pt;mso-width-percent:0;mso-height-percent:0;mso-width-percent:0;mso-height-percent:0" o:hralign="center" o:hrstd="t" o:hr="t" fillcolor="#a0a0a0" stroked="f"/>
+        </w:pict>
+      </w:r>
+    </w:p>
+    <w:p>
+      <w:pPr>
+        <w:pStyle w:val="4"/>
+        <w:rPr>
+          <w:rFonts w:ascii="宋体" w:eastAsia="宋体" w:hAnsi="宋体" w:cs="宋体"/>
+          <w:kern w:val="0"/>
+          <w:sz w:val="24"/>
+        </w:rPr>
+      </w:pPr>
+      <w:r>
+        <w:rPr>
+          <w:rFonts w:ascii="宋体" w:eastAsia="宋体" w:hAnsi="宋体" w:cs="宋体"/>
+          <w:b/>
+          <w:bCs/>
+          <w:kern w:val="0"/>
+          <w:sz w:val="24"/>
+        </w:rPr>
+        <w:t>低控制力 / 输入与联想型任务（晚间疲惫时）</w:t>
+      </w:r>
+    </w:p>
+    <w:p>
+      <w:pPr>
+        <w:pStyle w:val="5"/>
+        <w:rPr>
+          <w:rFonts w:ascii="宋体" w:eastAsia="宋体" w:hAnsi="宋体" w:cs="宋体"/>
+          <w:kern w:val="0"/>
+        </w:rPr>
+      </w:pPr>
+      <w:r>
+        <w:rPr>
+          <w:rFonts w:ascii="宋体" w:eastAsia="宋体" w:hAnsi="宋体" w:cs="宋体"/>
+          <w:kern w:val="0"/>
+        </w:rPr>
+        <w:t>特征：</w:t>
+      </w:r>
+    </w:p>
+    <w:p>
+      <w:pPr>
+        <w:widowControl/>
+        <w:spacing w:before="100" w:beforeAutospacing="1" w:after="100" w:afterAutospacing="1"/>
+        <w:ind w:left="880"/>
+        <w:jc w:val="left"/>
+        <w:rPr>
+          <w:rFonts w:ascii="宋体" w:eastAsia="宋体" w:hAnsi="宋体" w:cs="宋体"/>
+          <w:kern w:val="0"/>
+          <w:sz w:val="24"/>
+        </w:rPr>
+      </w:pPr>
+      <w:r>
+        <w:rPr>
+          <w:rFonts w:ascii="宋体" w:eastAsia="宋体" w:hAnsi="宋体" w:cs="宋体"/>
+          <w:kern w:val="0"/>
+          <w:sz w:val="24"/>
+        </w:rPr>
+        <w:t>不要求严密逻辑</w:t>
+      </w:r>
+    </w:p>
+    <w:p>
+      <w:pPr>
+        <w:widowControl/>
+        <w:spacing w:before="100" w:beforeAutospacing="1" w:after="100" w:afterAutospacing="1"/>
+        <w:ind w:left="880"/>
+        <w:jc w:val="left"/>
+        <w:rPr>
+          <w:rFonts w:ascii="宋体" w:eastAsia="宋体" w:hAnsi="宋体" w:cs="宋体"/>
+          <w:kern w:val="0"/>
+          <w:sz w:val="24"/>
+        </w:rPr>
+      </w:pPr>
+      <w:r>
+        <w:rPr>
+          <w:rFonts w:ascii="宋体" w:eastAsia="宋体" w:hAnsi="宋体" w:cs="宋体"/>
+          <w:kern w:val="0"/>
+          <w:sz w:val="24"/>
+        </w:rPr>
+        <w:t>不要求长时间维持目标</w:t>
+      </w:r>
+    </w:p>
+    <w:p>
+      <w:pPr>
+        <w:widowControl/>
+        <w:spacing w:before="100" w:beforeAutospacing="1" w:after="100" w:afterAutospacing="1"/>
+        <w:ind w:left="880"/>
+        <w:jc w:val="left"/>
+        <w:rPr>
+          <w:rFonts w:ascii="宋体" w:eastAsia="宋体" w:hAnsi="宋体" w:cs="宋体"/>
+          <w:kern w:val="0"/>
+          <w:sz w:val="24"/>
+        </w:rPr>
+      </w:pPr>
+      <w:r>
+        <w:rPr>
+          <w:rFonts w:ascii="宋体" w:eastAsia="宋体" w:hAnsi="宋体" w:cs="宋体"/>
+          <w:kern w:val="0"/>
+          <w:sz w:val="24"/>
+        </w:rPr>
+        <w:t>更偏向被动吸收、发散联想</w:t>
+      </w:r>
+    </w:p>
+    <w:p>
+      <w:pPr>
+        <w:pStyle w:val="5"/>
+        <w:rPr>
+          <w:rFonts w:ascii="宋体" w:eastAsia="宋体" w:hAnsi="宋体" w:cs="宋体"/>
+          <w:kern w:val="0"/>
+        </w:rPr>
+      </w:pPr>
+      <w:r>
+        <w:rPr>
+          <w:rFonts w:ascii="宋体" w:eastAsia="宋体" w:hAnsi="宋体" w:cs="宋体"/>
+          <w:kern w:val="0"/>
+        </w:rPr>
+        <w:t>典型例子：</w:t>
+      </w:r>
+    </w:p>
+    <w:p>
+      <w:pPr>
+        <w:widowControl/>
+        <w:spacing w:before="100" w:beforeAutospacing="1" w:after="100" w:afterAutospacing="1"/>
+        <w:ind w:left="880"/>
+        <w:jc w:val="left"/>
+        <w:rPr>
+          <w:rFonts w:ascii="宋体" w:eastAsia="宋体" w:hAnsi="宋体" w:cs="宋体"/>
+          <w:kern w:val="0"/>
+          <w:sz w:val="24"/>
+        </w:rPr>
+      </w:pPr>
+      <w:r>
+        <w:rPr>
+          <w:rFonts w:ascii="宋体" w:eastAsia="宋体" w:hAnsi="宋体" w:cs="宋体"/>
+          <w:kern w:val="0"/>
+          <w:sz w:val="24"/>
+        </w:rPr>
+        <w:t>看书、看综述、刷资料</w:t>
+      </w:r>
+    </w:p>
+    <w:p>
+      <w:pPr>
+        <w:widowControl/>
+        <w:spacing w:before="100" w:beforeAutospacing="1" w:after="100" w:afterAutospacing="1"/>
+        <w:ind w:left="880"/>
+        <w:jc w:val="left"/>
+        <w:rPr>
+          <w:rFonts w:ascii="宋体" w:eastAsia="宋体" w:hAnsi="宋体" w:cs="宋体"/>
+          <w:kern w:val="0"/>
+          <w:sz w:val="24"/>
+        </w:rPr>
+      </w:pPr>
+      <w:r>
+        <w:rPr>
+          <w:rFonts w:ascii="宋体" w:eastAsia="宋体" w:hAnsi="宋体" w:cs="宋体"/>
+          <w:kern w:val="0"/>
+          <w:sz w:val="24"/>
+        </w:rPr>
+        <w:t>随手做笔记但不强行整理</w:t>
+      </w:r>
+    </w:p>
+    <w:p>
+      <w:pPr>
+        <w:widowControl/>
+        <w:spacing w:before="100" w:beforeAutospacing="1" w:after="100" w:afterAutospacing="1"/>
+        <w:ind w:left="880"/>
+        <w:jc w:val="left"/>
+        <w:rPr>
+          <w:rFonts w:ascii="宋体" w:eastAsia="宋体" w:hAnsi="宋体" w:cs="宋体"/>
+          <w:kern w:val="0"/>
+          <w:sz w:val="24"/>
+        </w:rPr>
+      </w:pPr>
+      <w:r>
+        <w:rPr>
+          <w:rFonts w:ascii="宋体" w:eastAsia="宋体" w:hAnsi="宋体" w:cs="宋体"/>
+          <w:kern w:val="0"/>
+          <w:sz w:val="24"/>
+        </w:rPr>
+        <w:t>听播客 / 看讲座</w:t>
+      </w:r>
+    </w:p>
+    <w:p>
+      <w:pPr>
+        <w:pStyle w:val="5"/>
+        <w:rPr>
+          <w:rFonts w:ascii="宋体" w:eastAsia="宋体" w:hAnsi="宋体" w:cs="宋体"/>
+          <w:kern w:val="0"/>
+        </w:rPr>
+      </w:pPr>
+      <w:r>
+        <w:rPr>
+          <w:rFonts w:ascii="宋体" w:eastAsia="宋体" w:hAnsi="宋体" w:cs="宋体"/>
+          <w:kern w:val="0"/>
+        </w:rPr>
+        <w:t>认知科学对应：</w:t>
+      </w:r>
+    </w:p>
+    <w:p>
+      <w:pPr>
+        <w:widowControl/>
+        <w:spacing w:before="100" w:beforeAutospacing="1" w:after="100" w:afterAutospacing="1"/>
+        <w:ind w:left="880"/>
+        <w:jc w:val="left"/>
+        <w:rPr>
+          <w:rFonts w:ascii="宋体" w:eastAsia="宋体" w:hAnsi="宋体" w:cs="宋体"/>
+          <w:kern w:val="0"/>
+          <w:sz w:val="24"/>
+        </w:rPr>
+      </w:pPr>
+      <w:r>
+        <w:rPr>
+          <w:rFonts w:ascii="宋体" w:eastAsia="宋体" w:hAnsi="宋体" w:cs="宋体"/>
+          <w:kern w:val="0"/>
+          <w:sz w:val="24"/>
+        </w:rPr>
+        <w:t xml:space="preserve">更多使用 </w:t>
+      </w:r>
+      <w:r>
+        <w:rPr>
+          <w:rFonts w:ascii="宋体" w:eastAsia="宋体" w:hAnsi="宋体" w:cs="宋体"/>
+          <w:b/>
+          <w:bCs/>
+          <w:kern w:val="0"/>
+          <w:sz w:val="24"/>
+        </w:rPr>
+        <w:t>自动加工系统</w:t>
+      </w:r>
+      <w:r>
+        <w:rPr>
+          <w:rFonts w:ascii="宋体" w:eastAsia="宋体" w:hAnsi="宋体" w:cs="宋体"/>
+          <w:kern w:val="0"/>
+          <w:sz w:val="24"/>
+        </w:rPr>
+        <w:t>、</w:t>
+      </w:r>
+      <w:r>
+        <w:rPr>
+          <w:rFonts w:ascii="宋体" w:eastAsia="宋体" w:hAnsi="宋体" w:cs="宋体"/>
+          <w:b/>
+          <w:bCs/>
+          <w:kern w:val="0"/>
+          <w:sz w:val="24"/>
+        </w:rPr>
+        <w:t>语义网络激活</w:t>
+      </w:r>
+    </w:p>
+    <w:p>
+      <w:pPr>
+        <w:widowControl/>
+        <w:spacing w:before="100" w:beforeAutospacing="1" w:after="100" w:afterAutospacing="1"/>
+        <w:ind w:left="880"/>
+        <w:jc w:val="left"/>
+        <w:rPr>
+          <w:rFonts w:ascii="宋体" w:eastAsia="宋体" w:hAnsi="宋体" w:cs="宋体"/>
+          <w:kern w:val="0"/>
+          <w:sz w:val="24"/>
+        </w:rPr>
+      </w:pPr>
+      <w:r>
+        <w:rPr>
+          <w:rFonts w:ascii="宋体" w:eastAsia="宋体" w:hAnsi="宋体" w:cs="宋体"/>
+          <w:kern w:val="0"/>
+          <w:sz w:val="24"/>
+        </w:rPr>
+        <w:t>对执行控制要求低</w:t>
+      </w:r>
+    </w:p>
+    <w:p>
+      <w:pPr>
+        <w:widowControl/>
+        <w:spacing w:before="100" w:beforeAutospacing="1" w:after="100" w:afterAutospacing="1"/>
+        <w:ind w:left="880"/>
+        <w:jc w:val="left"/>
+        <w:rPr>
+          <w:rFonts w:ascii="宋体" w:eastAsia="宋体" w:hAnsi="宋体" w:cs="宋体"/>
+          <w:kern w:val="0"/>
+          <w:sz w:val="24"/>
+        </w:rPr>
+      </w:pPr>
+      <w:r>
+        <w:rPr>
+          <w:rFonts w:ascii="宋体" w:eastAsia="宋体" w:hAnsi="宋体" w:cs="宋体"/>
+          <w:kern w:val="0"/>
+          <w:sz w:val="24"/>
+        </w:rPr>
+        <w:t>反而在“控制力下降”时，更容易产生</w:t>
+      </w:r>
+      <w:r>
+        <w:rPr>
+          <w:rFonts w:ascii="宋体" w:eastAsia="宋体" w:hAnsi="宋体" w:cs="宋体"/>
+          <w:b/>
+          <w:bCs/>
+          <w:kern w:val="0"/>
+          <w:sz w:val="24"/>
+        </w:rPr>
+        <w:t>宽泛联想</w:t>
       </w:r>
     </w:p>
     <w:p>
@@ -857,762 +1054,304 @@
           <w:kern w:val="0"/>
           <w:sz w:val="24"/>
         </w:rPr>
-        <w:lastRenderedPageBreak/>
-        <w:t>你称之为“执行类工作”，这个命名是非常准确的。</w:t>
-      </w:r>
-    </w:p>
-    <w:p>
-      <w:pPr>
-        <w:widowControl/>
-        <w:jc w:val="left"/>
-        <w:rPr>
-          <w:rFonts w:ascii="宋体" w:eastAsia="宋体" w:hAnsi="宋体" w:cs="宋体"/>
-          <w:kern w:val="0"/>
-          <w:sz w:val="24"/>
-        </w:rPr>
-      </w:pPr>
-      <w:r>
-        <w:rPr>
-          <w:rFonts w:ascii="宋体" w:eastAsia="宋体" w:hAnsi="宋体" w:cs="宋体"/>
-          <w:noProof/>
-          <w:kern w:val="0"/>
-          <w:sz w:val="24"/>
-        </w:rPr>
-        <w:pict w14:anchorId="67804AC1">
-          <v:rect id="_x0000_i1025" alt="" style="width:415.3pt;height:.05pt;mso-width-percent:0;mso-height-percent:0;mso-width-percent:0;mso-height-percent:0" o:hralign="center" o:hrstd="t" o:hr="t" fillcolor="#a0a0a0" stroked="f"/>
-        </w:pict>
-      </w:r>
-    </w:p>
-    <w:p>
-      <w:pPr>
-        <w:widowControl/>
-        <w:numPr>
-          <w:ilvl w:val="0"/>
-          <w:numId w:val="3"/>
-        </w:numPr>
-        <w:spacing w:before="100" w:beforeAutospacing="1" w:after="100" w:afterAutospacing="1"/>
-        <w:jc w:val="left"/>
-        <w:rPr>
-          <w:rFonts w:ascii="宋体" w:eastAsia="宋体" w:hAnsi="宋体" w:cs="宋体"/>
-          <w:kern w:val="0"/>
-          <w:sz w:val="24"/>
-        </w:rPr>
-      </w:pPr>
-      <w:r>
-        <w:rPr>
-          <w:rFonts w:ascii="宋体" w:eastAsia="宋体" w:hAnsi="宋体" w:cs="宋体"/>
+        <w:t xml:space="preserve"> </w:t>
+      </w:r>
+      <w:r>
+        <w:rPr>
+          <w:rFonts w:ascii="宋体" w:eastAsia="宋体" w:hAnsi="宋体" w:cs="宋体"/>
+          <w:kern w:val="0"/>
+          <w:sz w:val="24"/>
+        </w:rPr>
+        <w:t>“只做灵感与知识储备，不做逻辑整理”，这在机制上是非常合理的。</w:t>
+      </w:r>
+    </w:p>
+    <w:p>
+      <w:pPr>
+        <w:pStyle w:val="4"/>
+      </w:pPr>
+      <w:r>
+        <w:t>“创造性工作”并不全是高执行负荷</w:t>
+      </w:r>
+    </w:p>
+    <w:p>
+      <w:pPr>
+        <w:pStyle w:val="p2"/>
+      </w:pPr>
+    </w:p>
+    <w:p>
+      <w:pPr>
+        <w:pStyle w:val="5"/>
+      </w:pPr>
+      <w:r>
+        <w:t>创造分两种：</w:t>
+      </w:r>
+    </w:p>
+    <w:p>
+      <w:pPr>
+        <w:pStyle w:val="6"/>
+      </w:pPr>
+      <w:r>
+        <w:rPr>
+          <w:rStyle w:val="s1"/>
+        </w:rPr>
+        <w:t>结构型创造</w:t>
+      </w:r>
+      <w:r>
+        <w:t>（设计框架、推导模型、写论文逻辑）</w:t>
+      </w:r>
+    </w:p>
+    <w:p>
+      <w:pPr>
+        <w:pStyle w:val="p1"/>
+        <w:ind w:left="880"/>
+      </w:pPr>
+      <w:r>
+        <w:t>→ 需要高执行控制，适合清醒高峰</w:t>
+      </w:r>
+    </w:p>
+    <w:p>
+      <w:pPr>
+        <w:pStyle w:val="6"/>
+      </w:pPr>
+      <w:r>
+        <w:rPr>
+          <w:rStyle w:val="s1"/>
+        </w:rPr>
+        <w:t>联想型创造</w:t>
+      </w:r>
+      <w:r>
+        <w:t>（想点子、串概念、发散灵感）</w:t>
+      </w:r>
+    </w:p>
+    <w:p>
+      <w:pPr>
+        <w:pStyle w:val="p1"/>
+        <w:ind w:left="880"/>
+      </w:pPr>
+      <w:r>
+        <w:t>→ 有时反而在疲劳或放松时更容易出现</w:t>
+      </w:r>
+    </w:p>
+    <w:p>
+      <w:pPr>
+        <w:pStyle w:val="p2"/>
+      </w:pPr>
+    </w:p>
+    <w:p>
+      <w:pPr>
+        <w:pStyle w:val="6"/>
+      </w:pPr>
+      <w:r>
+        <w:t>现在的安排是：</w:t>
+      </w:r>
+    </w:p>
+    <w:p>
+      <w:pPr>
+        <w:pStyle w:val="p1"/>
+      </w:pPr>
+      <w:r>
+        <w:t>早上：结构型创造</w:t>
+      </w:r>
+    </w:p>
+    <w:p>
+      <w:pPr>
+        <w:pStyle w:val="p1"/>
+      </w:pPr>
+      <w:r>
+        <w:t>晚上：联想型输入 + 潜在灵感</w:t>
+      </w:r>
+    </w:p>
+    <w:p>
+      <w:pPr>
+        <w:pStyle w:val="p2"/>
+        <w:ind w:left="880"/>
+      </w:pPr>
+      <w:r>
+        <w:rPr>
+          <w:rStyle w:val="s1"/>
+        </w:rPr>
+        <w:t>这是一个</w:t>
+      </w:r>
+      <w:r>
+        <w:rPr>
           <w:b/>
           <w:bCs/>
-          <w:kern w:val="0"/>
-          <w:sz w:val="24"/>
-        </w:rPr>
-        <w:t>低控制力 / 输入与联想型任务（晚间疲惫时）</w:t>
-      </w:r>
-    </w:p>
-    <w:p>
-      <w:pPr>
-        <w:widowControl/>
-        <w:numPr>
-          <w:ilvl w:val="1"/>
-          <w:numId w:val="3"/>
-        </w:numPr>
-        <w:spacing w:before="100" w:beforeAutospacing="1" w:after="100" w:afterAutospacing="1"/>
-        <w:jc w:val="left"/>
-        <w:rPr>
-          <w:rFonts w:ascii="宋体" w:eastAsia="宋体" w:hAnsi="宋体" w:cs="宋体"/>
-          <w:kern w:val="0"/>
-          <w:sz w:val="24"/>
-        </w:rPr>
-      </w:pPr>
-      <w:r>
-        <w:rPr>
-          <w:rFonts w:ascii="宋体" w:eastAsia="宋体" w:hAnsi="宋体" w:cs="宋体"/>
-          <w:kern w:val="0"/>
-          <w:sz w:val="24"/>
-        </w:rPr>
-        <w:t>特征：</w:t>
-      </w:r>
-    </w:p>
-    <w:p>
-      <w:pPr>
-        <w:widowControl/>
-        <w:numPr>
-          <w:ilvl w:val="2"/>
-          <w:numId w:val="3"/>
-        </w:numPr>
-        <w:spacing w:before="100" w:beforeAutospacing="1" w:after="100" w:afterAutospacing="1"/>
-        <w:jc w:val="left"/>
-        <w:rPr>
-          <w:rFonts w:ascii="宋体" w:eastAsia="宋体" w:hAnsi="宋体" w:cs="宋体"/>
-          <w:kern w:val="0"/>
-          <w:sz w:val="24"/>
-        </w:rPr>
-      </w:pPr>
-      <w:r>
-        <w:rPr>
-          <w:rFonts w:ascii="宋体" w:eastAsia="宋体" w:hAnsi="宋体" w:cs="宋体"/>
-          <w:kern w:val="0"/>
-          <w:sz w:val="24"/>
-        </w:rPr>
-        <w:t>不要求严密逻辑</w:t>
-      </w:r>
-    </w:p>
-    <w:p>
-      <w:pPr>
-        <w:widowControl/>
-        <w:numPr>
-          <w:ilvl w:val="2"/>
-          <w:numId w:val="3"/>
-        </w:numPr>
-        <w:spacing w:before="100" w:beforeAutospacing="1" w:after="100" w:afterAutospacing="1"/>
-        <w:jc w:val="left"/>
-        <w:rPr>
-          <w:rFonts w:ascii="宋体" w:eastAsia="宋体" w:hAnsi="宋体" w:cs="宋体"/>
-          <w:kern w:val="0"/>
-          <w:sz w:val="24"/>
-        </w:rPr>
-      </w:pPr>
-      <w:r>
-        <w:rPr>
-          <w:rFonts w:ascii="宋体" w:eastAsia="宋体" w:hAnsi="宋体" w:cs="宋体"/>
-          <w:kern w:val="0"/>
-          <w:sz w:val="24"/>
-        </w:rPr>
-        <w:t>不要求长时间维持目标</w:t>
-      </w:r>
-    </w:p>
-    <w:p>
-      <w:pPr>
-        <w:widowControl/>
-        <w:numPr>
-          <w:ilvl w:val="2"/>
-          <w:numId w:val="3"/>
-        </w:numPr>
-        <w:spacing w:before="100" w:beforeAutospacing="1" w:after="100" w:afterAutospacing="1"/>
-        <w:jc w:val="left"/>
-        <w:rPr>
-          <w:rFonts w:ascii="宋体" w:eastAsia="宋体" w:hAnsi="宋体" w:cs="宋体"/>
-          <w:kern w:val="0"/>
-          <w:sz w:val="24"/>
-        </w:rPr>
-      </w:pPr>
-      <w:r>
-        <w:rPr>
-          <w:rFonts w:ascii="宋体" w:eastAsia="宋体" w:hAnsi="宋体" w:cs="宋体"/>
-          <w:kern w:val="0"/>
-          <w:sz w:val="24"/>
-        </w:rPr>
-        <w:t>更偏向被动吸收、发散联想</w:t>
-      </w:r>
-    </w:p>
-    <w:p>
-      <w:pPr>
-        <w:widowControl/>
-        <w:numPr>
-          <w:ilvl w:val="1"/>
-          <w:numId w:val="3"/>
-        </w:numPr>
-        <w:spacing w:before="100" w:beforeAutospacing="1" w:after="100" w:afterAutospacing="1"/>
-        <w:jc w:val="left"/>
-        <w:rPr>
-          <w:rFonts w:ascii="宋体" w:eastAsia="宋体" w:hAnsi="宋体" w:cs="宋体"/>
-          <w:kern w:val="0"/>
-          <w:sz w:val="24"/>
-        </w:rPr>
-      </w:pPr>
-      <w:r>
-        <w:rPr>
-          <w:rFonts w:ascii="宋体" w:eastAsia="宋体" w:hAnsi="宋体" w:cs="宋体"/>
-          <w:kern w:val="0"/>
-          <w:sz w:val="24"/>
-        </w:rPr>
-        <w:t>典型例子：</w:t>
-      </w:r>
-    </w:p>
-    <w:p>
-      <w:pPr>
-        <w:widowControl/>
-        <w:numPr>
-          <w:ilvl w:val="2"/>
-          <w:numId w:val="3"/>
-        </w:numPr>
-        <w:spacing w:before="100" w:beforeAutospacing="1" w:after="100" w:afterAutospacing="1"/>
-        <w:jc w:val="left"/>
-        <w:rPr>
-          <w:rFonts w:ascii="宋体" w:eastAsia="宋体" w:hAnsi="宋体" w:cs="宋体"/>
-          <w:kern w:val="0"/>
-          <w:sz w:val="24"/>
-        </w:rPr>
-      </w:pPr>
-      <w:r>
-        <w:rPr>
-          <w:rFonts w:ascii="宋体" w:eastAsia="宋体" w:hAnsi="宋体" w:cs="宋体"/>
-          <w:kern w:val="0"/>
-          <w:sz w:val="24"/>
-        </w:rPr>
-        <w:t>看书、看综述、刷资料</w:t>
-      </w:r>
-    </w:p>
-    <w:p>
-      <w:pPr>
-        <w:widowControl/>
-        <w:numPr>
-          <w:ilvl w:val="2"/>
-          <w:numId w:val="3"/>
-        </w:numPr>
-        <w:spacing w:before="100" w:beforeAutospacing="1" w:after="100" w:afterAutospacing="1"/>
-        <w:jc w:val="left"/>
-        <w:rPr>
-          <w:rFonts w:ascii="宋体" w:eastAsia="宋体" w:hAnsi="宋体" w:cs="宋体"/>
-          <w:kern w:val="0"/>
-          <w:sz w:val="24"/>
-        </w:rPr>
-      </w:pPr>
-      <w:r>
-        <w:rPr>
-          <w:rFonts w:ascii="宋体" w:eastAsia="宋体" w:hAnsi="宋体" w:cs="宋体"/>
-          <w:kern w:val="0"/>
-          <w:sz w:val="24"/>
-        </w:rPr>
-        <w:t>随手做笔记但不强行整理</w:t>
-      </w:r>
-    </w:p>
-    <w:p>
-      <w:pPr>
-        <w:widowControl/>
-        <w:numPr>
-          <w:ilvl w:val="2"/>
-          <w:numId w:val="3"/>
-        </w:numPr>
-        <w:spacing w:before="100" w:beforeAutospacing="1" w:after="100" w:afterAutospacing="1"/>
-        <w:jc w:val="left"/>
-        <w:rPr>
-          <w:rFonts w:ascii="宋体" w:eastAsia="宋体" w:hAnsi="宋体" w:cs="宋体"/>
-          <w:kern w:val="0"/>
-          <w:sz w:val="24"/>
-        </w:rPr>
-      </w:pPr>
-      <w:r>
-        <w:rPr>
-          <w:rFonts w:ascii="宋体" w:eastAsia="宋体" w:hAnsi="宋体" w:cs="宋体"/>
-          <w:kern w:val="0"/>
-          <w:sz w:val="24"/>
-        </w:rPr>
-        <w:t>听播客 / 看讲座</w:t>
-      </w:r>
-    </w:p>
-    <w:p>
-      <w:pPr>
-        <w:widowControl/>
-        <w:numPr>
-          <w:ilvl w:val="1"/>
-          <w:numId w:val="3"/>
-        </w:numPr>
-        <w:spacing w:before="100" w:beforeAutospacing="1" w:after="100" w:afterAutospacing="1"/>
-        <w:jc w:val="left"/>
-        <w:rPr>
-          <w:rFonts w:ascii="宋体" w:eastAsia="宋体" w:hAnsi="宋体" w:cs="宋体"/>
-          <w:kern w:val="0"/>
-          <w:sz w:val="24"/>
-        </w:rPr>
-      </w:pPr>
-      <w:r>
-        <w:rPr>
-          <w:rFonts w:ascii="宋体" w:eastAsia="宋体" w:hAnsi="宋体" w:cs="宋体"/>
-          <w:kern w:val="0"/>
-          <w:sz w:val="24"/>
-        </w:rPr>
-        <w:t>认知科学对应：</w:t>
-      </w:r>
-    </w:p>
-    <w:p>
-      <w:pPr>
-        <w:widowControl/>
-        <w:numPr>
-          <w:ilvl w:val="2"/>
-          <w:numId w:val="3"/>
-        </w:numPr>
-        <w:spacing w:before="100" w:beforeAutospacing="1" w:after="100" w:afterAutospacing="1"/>
-        <w:jc w:val="left"/>
-        <w:rPr>
-          <w:rFonts w:ascii="宋体" w:eastAsia="宋体" w:hAnsi="宋体" w:cs="宋体"/>
-          <w:kern w:val="0"/>
-          <w:sz w:val="24"/>
-        </w:rPr>
-      </w:pPr>
-      <w:r>
-        <w:rPr>
-          <w:rFonts w:ascii="宋体" w:eastAsia="宋体" w:hAnsi="宋体" w:cs="宋体"/>
-          <w:kern w:val="0"/>
-          <w:sz w:val="24"/>
-        </w:rPr>
-        <w:t xml:space="preserve">更多使用 </w:t>
-      </w:r>
-      <w:r>
-        <w:rPr>
-          <w:rFonts w:ascii="宋体" w:eastAsia="宋体" w:hAnsi="宋体" w:cs="宋体"/>
+        </w:rPr>
+        <w:t>非常成熟的组合策略</w:t>
+      </w:r>
+      <w:r>
+        <w:rPr>
+          <w:rStyle w:val="s1"/>
+        </w:rPr>
+        <w:t>。</w:t>
+      </w:r>
+    </w:p>
+    <w:p>
+      <w:pPr>
+        <w:pStyle w:val="3"/>
+      </w:pPr>
+      <w:r>
+        <w:rPr>
+          <w:rFonts w:hint="eastAsia"/>
+        </w:rPr>
+        <w:t>我的</w:t>
+      </w:r>
+      <w:r>
+        <w:rPr>
+          <w:rFonts w:hint="eastAsia"/>
+        </w:rPr>
+        <w:t>生理节律</w:t>
+      </w:r>
+    </w:p>
+    <w:p>
+      <w:pPr>
+        <w:pStyle w:val="4"/>
+      </w:pPr>
+      <w:r>
+        <w:t>一般规律（不是绝对）：</w:t>
+      </w:r>
+    </w:p>
+    <w:p>
+      <w:pPr>
+        <w:pStyle w:val="5"/>
+      </w:pPr>
+      <w:r>
+        <w:rPr>
           <w:b/>
           <w:bCs/>
-          <w:kern w:val="0"/>
-          <w:sz w:val="24"/>
-        </w:rPr>
-        <w:t>自动加工系统</w:t>
-      </w:r>
-      <w:r>
-        <w:rPr>
-          <w:rFonts w:ascii="宋体" w:eastAsia="宋体" w:hAnsi="宋体" w:cs="宋体"/>
-          <w:kern w:val="0"/>
-          <w:sz w:val="24"/>
-        </w:rPr>
-        <w:t>、</w:t>
-      </w:r>
-      <w:r>
-        <w:rPr>
-          <w:rFonts w:ascii="宋体" w:eastAsia="宋体" w:hAnsi="宋体" w:cs="宋体"/>
+        </w:rPr>
+        <w:t>起床后 1–4 小时</w:t>
+      </w:r>
+      <w:r>
+        <w:rPr>
+          <w:rStyle w:val="s1"/>
+        </w:rPr>
+        <w:t>：</w:t>
+      </w:r>
+    </w:p>
+    <w:p>
+      <w:pPr>
+        <w:pStyle w:val="p1"/>
+        <w:ind w:left="440"/>
+      </w:pPr>
+      <w:r>
+        <w:t>皮质醇高、清醒度高</w:t>
+      </w:r>
+    </w:p>
+    <w:p>
+      <w:pPr>
+        <w:pStyle w:val="p1"/>
+        <w:ind w:left="440"/>
+      </w:pPr>
+      <w:r>
+        <w:t>执行功能、工作记忆、抑制干扰能力强</w:t>
+      </w:r>
+    </w:p>
+    <w:p>
+      <w:pPr>
+        <w:pStyle w:val="p1"/>
+        <w:ind w:left="1760"/>
+      </w:pPr>
+      <w:r>
+        <w:t>→ 最适合：高难度认知、结构化创造</w:t>
+      </w:r>
+    </w:p>
+    <w:p>
+      <w:pPr>
+        <w:pStyle w:val="5"/>
+      </w:pPr>
+      <w:r>
+        <w:rPr>
           <w:b/>
           <w:bCs/>
-          <w:kern w:val="0"/>
-          <w:sz w:val="24"/>
-        </w:rPr>
-        <w:t>语义网络激活</w:t>
-      </w:r>
-    </w:p>
-    <w:p>
-      <w:pPr>
-        <w:widowControl/>
-        <w:numPr>
-          <w:ilvl w:val="2"/>
-          <w:numId w:val="3"/>
-        </w:numPr>
-        <w:spacing w:before="100" w:beforeAutospacing="1" w:after="100" w:afterAutospacing="1"/>
-        <w:jc w:val="left"/>
-        <w:rPr>
-          <w:rFonts w:ascii="宋体" w:eastAsia="宋体" w:hAnsi="宋体" w:cs="宋体"/>
-          <w:kern w:val="0"/>
-          <w:sz w:val="24"/>
-        </w:rPr>
-      </w:pPr>
-      <w:r>
-        <w:rPr>
-          <w:rFonts w:ascii="宋体" w:eastAsia="宋体" w:hAnsi="宋体" w:cs="宋体"/>
-          <w:kern w:val="0"/>
-          <w:sz w:val="24"/>
-        </w:rPr>
-        <w:t>对执行控制要求低</w:t>
-      </w:r>
-    </w:p>
-    <w:p>
-      <w:pPr>
-        <w:widowControl/>
-        <w:numPr>
-          <w:ilvl w:val="2"/>
-          <w:numId w:val="3"/>
-        </w:numPr>
-        <w:spacing w:before="100" w:beforeAutospacing="1" w:after="100" w:afterAutospacing="1"/>
-        <w:jc w:val="left"/>
-        <w:rPr>
-          <w:rFonts w:ascii="宋体" w:eastAsia="宋体" w:hAnsi="宋体" w:cs="宋体"/>
-          <w:kern w:val="0"/>
-          <w:sz w:val="24"/>
-        </w:rPr>
-      </w:pPr>
-      <w:r>
-        <w:rPr>
-          <w:rFonts w:ascii="宋体" w:eastAsia="宋体" w:hAnsi="宋体" w:cs="宋体"/>
-          <w:kern w:val="0"/>
-          <w:sz w:val="24"/>
-        </w:rPr>
-        <w:t>反而在“控制力下降”时，更容易产生</w:t>
-      </w:r>
-      <w:r>
-        <w:rPr>
-          <w:rFonts w:ascii="宋体" w:eastAsia="宋体" w:hAnsi="宋体" w:cs="宋体"/>
+        </w:rPr>
+        <w:t>中午到下午</w:t>
+      </w:r>
+      <w:r>
+        <w:rPr>
+          <w:rStyle w:val="s1"/>
+        </w:rPr>
+        <w:t>：</w:t>
+      </w:r>
+    </w:p>
+    <w:p>
+      <w:pPr>
+        <w:pStyle w:val="p1"/>
+        <w:ind w:left="440"/>
+      </w:pPr>
+      <w:r>
+        <w:t>控制力略下降，但警觉性尚可</w:t>
+      </w:r>
+    </w:p>
+    <w:p>
+      <w:pPr>
+        <w:pStyle w:val="p1"/>
+        <w:ind w:left="1760"/>
+      </w:pPr>
+      <w:r>
+        <w:t>→ 最适合：执行型、推进型、消耗清单式任务</w:t>
+      </w:r>
+    </w:p>
+    <w:p>
+      <w:pPr>
+        <w:pStyle w:val="5"/>
+      </w:pPr>
+      <w:r>
+        <w:rPr>
           <w:b/>
           <w:bCs/>
-          <w:kern w:val="0"/>
-          <w:sz w:val="24"/>
-        </w:rPr>
-        <w:t>宽泛联想</w:t>
-      </w:r>
-    </w:p>
-    <w:p>
-      <w:pPr>
-        <w:widowControl/>
-        <w:spacing w:before="100" w:beforeAutospacing="1" w:after="100" w:afterAutospacing="1"/>
-        <w:jc w:val="left"/>
-        <w:rPr>
-          <w:rFonts w:ascii="宋体" w:eastAsia="宋体" w:hAnsi="宋体" w:cs="宋体"/>
-          <w:kern w:val="0"/>
-          <w:sz w:val="24"/>
-        </w:rPr>
-      </w:pPr>
-    </w:p>
-    <w:p>
-      <w:pPr>
-        <w:widowControl/>
-        <w:spacing w:before="100" w:beforeAutospacing="1" w:after="100" w:afterAutospacing="1"/>
-        <w:jc w:val="left"/>
-        <w:rPr>
-          <w:rFonts w:ascii="宋体" w:eastAsia="宋体" w:hAnsi="宋体" w:cs="宋体"/>
-          <w:kern w:val="0"/>
-          <w:sz w:val="24"/>
-        </w:rPr>
-      </w:pPr>
-      <w:r>
-        <w:rPr>
-          <w:rFonts w:ascii="宋体" w:eastAsia="宋体" w:hAnsi="宋体" w:cs="宋体"/>
-          <w:kern w:val="0"/>
-          <w:sz w:val="24"/>
-        </w:rPr>
-        <w:t>你说“只做灵感与知识储备，不做逻辑整理”，这在机制上是非常合理的。</w:t>
-      </w:r>
-    </w:p>
-    <w:p>
-      <w:pPr>
-        <w:pStyle w:val="2"/>
+        </w:rPr>
+        <w:t>晚上</w:t>
+      </w:r>
+      <w:r>
+        <w:rPr>
+          <w:rStyle w:val="s1"/>
+        </w:rPr>
+        <w:t>：</w:t>
+      </w:r>
+    </w:p>
+    <w:p>
+      <w:pPr>
+        <w:pStyle w:val="p1"/>
+        <w:ind w:left="440"/>
+      </w:pPr>
+      <w:r>
+        <w:t>执行控制下降</w:t>
+      </w:r>
+    </w:p>
+    <w:p>
+      <w:pPr>
+        <w:pStyle w:val="p1"/>
+        <w:ind w:left="440"/>
+      </w:pPr>
+      <w:r>
+        <w:t>更容易走神，但语义联想更发散</w:t>
+      </w:r>
+    </w:p>
+    <w:p>
+      <w:pPr>
+        <w:pStyle w:val="p1"/>
+        <w:ind w:left="1760"/>
+      </w:pPr>
+      <w:r>
+        <w:t>→ 最适合：输入、阅读、探索、低压力吸收</w:t>
+      </w:r>
+    </w:p>
+    <w:p>
+      <w:pPr>
+        <w:pStyle w:val="p3"/>
+      </w:pPr>
+    </w:p>
+    <w:p>
+      <w:pPr>
+        <w:pStyle w:val="1"/>
       </w:pPr>
       <w:r>
         <w:rPr>
           <w:rFonts w:hint="eastAsia"/>
         </w:rPr>
-        <w:t>生理节律</w:t>
-      </w:r>
-    </w:p>
-    <w:p>
-      <w:pPr>
-        <w:pStyle w:val="p1"/>
-      </w:pPr>
-      <w:r>
-        <w:t>一般规律（不是绝对）：</w:t>
-      </w:r>
-    </w:p>
-    <w:p>
-      <w:pPr>
-        <w:pStyle w:val="p1"/>
-        <w:numPr>
-          <w:ilvl w:val="0"/>
-          <w:numId w:val="4"/>
-        </w:numPr>
-      </w:pPr>
-      <w:r>
-        <w:rPr>
-          <w:b/>
-          <w:bCs/>
-        </w:rPr>
-        <w:t>起床后 1–4 小时</w:t>
-      </w:r>
-      <w:r>
-        <w:rPr>
-          <w:rStyle w:val="s1"/>
-        </w:rPr>
-        <w:t>：</w:t>
-      </w:r>
-    </w:p>
-    <w:p>
-      <w:pPr>
-        <w:pStyle w:val="p1"/>
-        <w:numPr>
-          <w:ilvl w:val="1"/>
-          <w:numId w:val="4"/>
-        </w:numPr>
-      </w:pPr>
-      <w:r>
-        <w:t>皮质醇高、清醒度高</w:t>
-      </w:r>
-    </w:p>
-    <w:p>
-      <w:pPr>
-        <w:pStyle w:val="p1"/>
-        <w:numPr>
-          <w:ilvl w:val="1"/>
-          <w:numId w:val="4"/>
-        </w:numPr>
-      </w:pPr>
-      <w:r>
-        <w:t>执行功能、工作记忆、抑制干扰能力强</w:t>
-      </w:r>
-    </w:p>
-    <w:p>
-      <w:pPr>
-        <w:pStyle w:val="p1"/>
-        <w:ind w:left="1440"/>
-      </w:pPr>
-      <w:r>
-        <w:t>→ 最适合：高难度认知、结构化创造</w:t>
-      </w:r>
-    </w:p>
-    <w:p>
-      <w:pPr>
-        <w:pStyle w:val="p1"/>
-        <w:numPr>
-          <w:ilvl w:val="0"/>
-          <w:numId w:val="4"/>
-        </w:numPr>
-      </w:pPr>
-      <w:r>
-        <w:rPr>
-          <w:b/>
-          <w:bCs/>
-        </w:rPr>
-        <w:t>中午到下午</w:t>
-      </w:r>
-      <w:r>
-        <w:rPr>
-          <w:rStyle w:val="s1"/>
-        </w:rPr>
-        <w:t>：</w:t>
-      </w:r>
-    </w:p>
-    <w:p>
-      <w:pPr>
-        <w:pStyle w:val="p1"/>
-        <w:numPr>
-          <w:ilvl w:val="1"/>
-          <w:numId w:val="4"/>
-        </w:numPr>
-      </w:pPr>
-      <w:r>
-        <w:t>控制力略下降，但警觉性尚可</w:t>
-      </w:r>
-    </w:p>
-    <w:p>
-      <w:pPr>
-        <w:pStyle w:val="p1"/>
-        <w:ind w:left="1440"/>
-      </w:pPr>
-      <w:r>
-        <w:t>→ 最适合：执行型、推进型、消耗清单式任务</w:t>
-      </w:r>
-    </w:p>
-    <w:p>
-      <w:pPr>
-        <w:pStyle w:val="p1"/>
-        <w:numPr>
-          <w:ilvl w:val="0"/>
-          <w:numId w:val="4"/>
-        </w:numPr>
-      </w:pPr>
-      <w:r>
-        <w:rPr>
-          <w:b/>
-          <w:bCs/>
-        </w:rPr>
-        <w:t>晚上</w:t>
-      </w:r>
-      <w:r>
-        <w:rPr>
-          <w:rStyle w:val="s1"/>
-        </w:rPr>
-        <w:t>：</w:t>
-      </w:r>
-    </w:p>
-    <w:p>
-      <w:pPr>
-        <w:pStyle w:val="p1"/>
-        <w:numPr>
-          <w:ilvl w:val="1"/>
-          <w:numId w:val="4"/>
-        </w:numPr>
-      </w:pPr>
-      <w:r>
-        <w:t>执行控制下降</w:t>
-      </w:r>
-    </w:p>
-    <w:p>
-      <w:pPr>
-        <w:pStyle w:val="p1"/>
-        <w:numPr>
-          <w:ilvl w:val="1"/>
-          <w:numId w:val="4"/>
-        </w:numPr>
-      </w:pPr>
-      <w:r>
-        <w:t>更容易走神，但语义联想更发散</w:t>
-      </w:r>
-    </w:p>
-    <w:p>
-      <w:pPr>
-        <w:pStyle w:val="p1"/>
-        <w:ind w:left="1440"/>
-      </w:pPr>
-      <w:r>
-        <w:t>→ 最适合：输入、阅读、探索、低压力吸收</w:t>
-      </w:r>
-    </w:p>
-    <w:p>
-      <w:pPr>
-        <w:pStyle w:val="p3"/>
-      </w:pPr>
-    </w:p>
-    <w:p>
-      <w:pPr>
-        <w:pStyle w:val="p1"/>
-      </w:pPr>
-      <w:r>
-        <w:lastRenderedPageBreak/>
-        <w:t>你描述的时间分配，和这个模型</w:t>
-      </w:r>
-      <w:r>
-        <w:rPr>
-          <w:rStyle w:val="s2"/>
-          <w:b/>
-          <w:bCs/>
-        </w:rPr>
-        <w:t>高度一致</w:t>
-      </w:r>
-      <w:r>
-        <w:t>。</w:t>
-      </w:r>
-    </w:p>
-    <w:p>
-      <w:pPr>
-        <w:pStyle w:val="2"/>
-      </w:pPr>
-      <w:r>
-        <w:t>“创造性工作”并不全是高执行负荷</w:t>
-      </w:r>
-    </w:p>
-    <w:p>
-      <w:pPr>
-        <w:pStyle w:val="p2"/>
-      </w:pPr>
-    </w:p>
-    <w:p>
-      <w:pPr>
-        <w:pStyle w:val="p3"/>
-      </w:pPr>
-      <w:r>
-        <w:t>创造分两种：</w:t>
-      </w:r>
-    </w:p>
-    <w:p>
-      <w:pPr>
-        <w:pStyle w:val="p1"/>
-        <w:numPr>
-          <w:ilvl w:val="0"/>
-          <w:numId w:val="5"/>
-        </w:numPr>
-      </w:pPr>
-      <w:r>
-        <w:rPr>
-          <w:rStyle w:val="s1"/>
-          <w:b/>
-          <w:bCs/>
-        </w:rPr>
-        <w:t>结构型创造</w:t>
-      </w:r>
-      <w:r>
-        <w:t>（设计框架、推导模型、写论文逻辑）</w:t>
-      </w:r>
-    </w:p>
-    <w:p>
-      <w:pPr>
-        <w:pStyle w:val="p1"/>
-        <w:ind w:left="720"/>
-      </w:pPr>
-      <w:r>
-        <w:t>→ 需要高执行控制，适合清醒高峰</w:t>
-      </w:r>
-    </w:p>
-    <w:p>
-      <w:pPr>
-        <w:pStyle w:val="p1"/>
-        <w:numPr>
-          <w:ilvl w:val="0"/>
-          <w:numId w:val="5"/>
-        </w:numPr>
-      </w:pPr>
-      <w:r>
-        <w:rPr>
-          <w:rStyle w:val="s1"/>
-          <w:b/>
-          <w:bCs/>
-        </w:rPr>
-        <w:t>联想型创造</w:t>
-      </w:r>
-      <w:r>
-        <w:t>（想点子、串概念、发散灵感）</w:t>
-      </w:r>
-    </w:p>
-    <w:p>
-      <w:pPr>
-        <w:pStyle w:val="p1"/>
-        <w:ind w:left="720"/>
-      </w:pPr>
-      <w:r>
-        <w:t>→ 有时反而在疲劳或放松时更容易出现</w:t>
-      </w:r>
-    </w:p>
-    <w:p>
-      <w:pPr>
-        <w:pStyle w:val="p2"/>
-      </w:pPr>
-    </w:p>
-    <w:p>
-      <w:pPr>
-        <w:pStyle w:val="p3"/>
-      </w:pPr>
-      <w:r>
-        <w:t>你现在的安排是：</w:t>
-      </w:r>
-    </w:p>
-    <w:p>
-      <w:pPr>
-        <w:pStyle w:val="p1"/>
-        <w:numPr>
-          <w:ilvl w:val="0"/>
-          <w:numId w:val="6"/>
-        </w:numPr>
-      </w:pPr>
-      <w:r>
-        <w:t>早上：结构型创造</w:t>
-      </w:r>
-    </w:p>
-    <w:p>
-      <w:pPr>
-        <w:pStyle w:val="p1"/>
-        <w:numPr>
-          <w:ilvl w:val="0"/>
-          <w:numId w:val="6"/>
-        </w:numPr>
-      </w:pPr>
-      <w:r>
-        <w:t>晚上：联想型输入 + 潜在灵感</w:t>
-      </w:r>
-    </w:p>
-    <w:p>
-      <w:pPr>
-        <w:pStyle w:val="p2"/>
-        <w:ind w:left="720"/>
-      </w:pPr>
-      <w:r>
-        <w:rPr>
-          <w:rStyle w:val="s1"/>
-        </w:rPr>
-        <w:t>这是一个</w:t>
-      </w:r>
-      <w:r>
-        <w:rPr>
-          <w:b/>
-          <w:bCs/>
-        </w:rPr>
-        <w:t>非常成熟的组合策略</w:t>
-      </w:r>
-      <w:r>
-        <w:rPr>
-          <w:rStyle w:val="s1"/>
-        </w:rPr>
-        <w:t>。</w:t>
-      </w:r>
-    </w:p>
-    <w:p/>
-    <w:p/>
-    <w:p>
-      <w:pPr>
-        <w:rPr>
-          <w:rFonts w:hint="eastAsia"/>
-        </w:rPr>
-      </w:pPr>
+        <w:t>疲劳指标</w:t>
+      </w:r>
     </w:p>
     <w:tbl>
       <w:tblPr>
@@ -2296,6 +2035,119 @@
     </w:lvl>
   </w:abstractNum>
   <w:abstractNum w:abstractNumId="1" w15:restartNumberingAfterBreak="0">
+    <w:nsid w:val="21E15FC8"/>
+    <w:multiLevelType w:val="hybridMultilevel"/>
+    <w:tmpl w:val="8348C3DA"/>
+    <w:lvl w:ilvl="0" w:tplc="04090001">
+      <w:start w:val="1"/>
+      <w:numFmt w:val="bullet"/>
+      <w:lvlText w:val=""/>
+      <w:lvlJc w:val="left"/>
+      <w:pPr>
+        <w:ind w:left="440" w:hanging="440"/>
+      </w:pPr>
+      <w:rPr>
+        <w:rFonts w:ascii="Wingdings" w:hAnsi="Wingdings" w:hint="default"/>
+      </w:rPr>
+    </w:lvl>
+    <w:lvl w:ilvl="1" w:tplc="04090003">
+      <w:start w:val="1"/>
+      <w:numFmt w:val="bullet"/>
+      <w:lvlText w:val=""/>
+      <w:lvlJc w:val="left"/>
+      <w:pPr>
+        <w:ind w:left="880" w:hanging="440"/>
+      </w:pPr>
+      <w:rPr>
+        <w:rFonts w:ascii="Wingdings" w:hAnsi="Wingdings" w:hint="default"/>
+      </w:rPr>
+    </w:lvl>
+    <w:lvl w:ilvl="2" w:tplc="04090005">
+      <w:start w:val="1"/>
+      <w:numFmt w:val="bullet"/>
+      <w:lvlText w:val=""/>
+      <w:lvlJc w:val="left"/>
+      <w:pPr>
+        <w:ind w:left="1320" w:hanging="440"/>
+      </w:pPr>
+      <w:rPr>
+        <w:rFonts w:ascii="Wingdings" w:hAnsi="Wingdings" w:hint="default"/>
+      </w:rPr>
+    </w:lvl>
+    <w:lvl w:ilvl="3" w:tplc="04090001" w:tentative="1">
+      <w:start w:val="1"/>
+      <w:numFmt w:val="bullet"/>
+      <w:lvlText w:val=""/>
+      <w:lvlJc w:val="left"/>
+      <w:pPr>
+        <w:ind w:left="1760" w:hanging="440"/>
+      </w:pPr>
+      <w:rPr>
+        <w:rFonts w:ascii="Wingdings" w:hAnsi="Wingdings" w:hint="default"/>
+      </w:rPr>
+    </w:lvl>
+    <w:lvl w:ilvl="4" w:tplc="04090003">
+      <w:start w:val="1"/>
+      <w:numFmt w:val="bullet"/>
+      <w:lvlText w:val=""/>
+      <w:lvlJc w:val="left"/>
+      <w:pPr>
+        <w:ind w:left="2200" w:hanging="440"/>
+      </w:pPr>
+      <w:rPr>
+        <w:rFonts w:ascii="Wingdings" w:hAnsi="Wingdings" w:hint="default"/>
+      </w:rPr>
+    </w:lvl>
+    <w:lvl w:ilvl="5" w:tplc="04090005" w:tentative="1">
+      <w:start w:val="1"/>
+      <w:numFmt w:val="bullet"/>
+      <w:lvlText w:val=""/>
+      <w:lvlJc w:val="left"/>
+      <w:pPr>
+        <w:ind w:left="2640" w:hanging="440"/>
+      </w:pPr>
+      <w:rPr>
+        <w:rFonts w:ascii="Wingdings" w:hAnsi="Wingdings" w:hint="default"/>
+      </w:rPr>
+    </w:lvl>
+    <w:lvl w:ilvl="6" w:tplc="04090001" w:tentative="1">
+      <w:start w:val="1"/>
+      <w:numFmt w:val="bullet"/>
+      <w:lvlText w:val=""/>
+      <w:lvlJc w:val="left"/>
+      <w:pPr>
+        <w:ind w:left="3080" w:hanging="440"/>
+      </w:pPr>
+      <w:rPr>
+        <w:rFonts w:ascii="Wingdings" w:hAnsi="Wingdings" w:hint="default"/>
+      </w:rPr>
+    </w:lvl>
+    <w:lvl w:ilvl="7" w:tplc="04090003" w:tentative="1">
+      <w:start w:val="1"/>
+      <w:numFmt w:val="bullet"/>
+      <w:lvlText w:val=""/>
+      <w:lvlJc w:val="left"/>
+      <w:pPr>
+        <w:ind w:left="3520" w:hanging="440"/>
+      </w:pPr>
+      <w:rPr>
+        <w:rFonts w:ascii="Wingdings" w:hAnsi="Wingdings" w:hint="default"/>
+      </w:rPr>
+    </w:lvl>
+    <w:lvl w:ilvl="8" w:tplc="04090005" w:tentative="1">
+      <w:start w:val="1"/>
+      <w:numFmt w:val="bullet"/>
+      <w:lvlText w:val=""/>
+      <w:lvlJc w:val="left"/>
+      <w:pPr>
+        <w:ind w:left="3960" w:hanging="440"/>
+      </w:pPr>
+      <w:rPr>
+        <w:rFonts w:ascii="Wingdings" w:hAnsi="Wingdings" w:hint="default"/>
+      </w:rPr>
+    </w:lvl>
+  </w:abstractNum>
+  <w:abstractNum w:abstractNumId="2" w15:restartNumberingAfterBreak="0">
     <w:nsid w:val="34816C81"/>
     <w:multiLevelType w:val="multilevel"/>
     <w:tmpl w:val="CD362CE2"/>
@@ -2444,7 +2296,7 @@
       </w:rPr>
     </w:lvl>
   </w:abstractNum>
-  <w:abstractNum w:abstractNumId="2" w15:restartNumberingAfterBreak="0">
+  <w:abstractNum w:abstractNumId="3" w15:restartNumberingAfterBreak="0">
     <w:nsid w:val="4365356A"/>
     <w:multiLevelType w:val="multilevel"/>
     <w:tmpl w:val="DBB428C2"/>
@@ -2593,7 +2445,7 @@
       </w:rPr>
     </w:lvl>
   </w:abstractNum>
-  <w:abstractNum w:abstractNumId="3" w15:restartNumberingAfterBreak="0">
+  <w:abstractNum w:abstractNumId="4" w15:restartNumberingAfterBreak="0">
     <w:nsid w:val="4521391B"/>
     <w:multiLevelType w:val="multilevel"/>
     <w:tmpl w:val="2034CE50"/>
@@ -2604,9 +2456,9 @@
       <w:lvlJc w:val="left"/>
       <w:pPr>
         <w:tabs>
-          <w:tab w:val="num" w:pos="720"/>
-        </w:tabs>
-        <w:ind w:left="720" w:hanging="360"/>
+          <w:tab w:val="num" w:pos="780"/>
+        </w:tabs>
+        <w:ind w:left="780" w:hanging="360"/>
       </w:pPr>
     </w:lvl>
     <w:lvl w:ilvl="1">
@@ -2616,9 +2468,9 @@
       <w:lvlJc w:val="left"/>
       <w:pPr>
         <w:tabs>
-          <w:tab w:val="num" w:pos="1440"/>
-        </w:tabs>
-        <w:ind w:left="1440" w:hanging="360"/>
+          <w:tab w:val="num" w:pos="1500"/>
+        </w:tabs>
+        <w:ind w:left="1500" w:hanging="360"/>
       </w:pPr>
       <w:rPr>
         <w:rFonts w:ascii="Courier New" w:hAnsi="Courier New" w:hint="default"/>
@@ -2632,9 +2484,9 @@
       <w:lvlJc w:val="left"/>
       <w:pPr>
         <w:tabs>
-          <w:tab w:val="num" w:pos="2160"/>
-        </w:tabs>
-        <w:ind w:left="2160" w:hanging="360"/>
+          <w:tab w:val="num" w:pos="2220"/>
+        </w:tabs>
+        <w:ind w:left="2220" w:hanging="360"/>
       </w:pPr>
       <w:rPr>
         <w:rFonts w:ascii="Wingdings" w:hAnsi="Wingdings" w:hint="default"/>
@@ -2648,9 +2500,9 @@
       <w:lvlJc w:val="left"/>
       <w:pPr>
         <w:tabs>
-          <w:tab w:val="num" w:pos="2880"/>
-        </w:tabs>
-        <w:ind w:left="2880" w:hanging="360"/>
+          <w:tab w:val="num" w:pos="2940"/>
+        </w:tabs>
+        <w:ind w:left="2940" w:hanging="360"/>
       </w:pPr>
     </w:lvl>
     <w:lvl w:ilvl="4" w:tentative="1">
@@ -2660,9 +2512,9 @@
       <w:lvlJc w:val="left"/>
       <w:pPr>
         <w:tabs>
-          <w:tab w:val="num" w:pos="3600"/>
-        </w:tabs>
-        <w:ind w:left="3600" w:hanging="360"/>
+          <w:tab w:val="num" w:pos="3660"/>
+        </w:tabs>
+        <w:ind w:left="3660" w:hanging="360"/>
       </w:pPr>
     </w:lvl>
     <w:lvl w:ilvl="5" w:tentative="1">
@@ -2672,9 +2524,9 @@
       <w:lvlJc w:val="left"/>
       <w:pPr>
         <w:tabs>
-          <w:tab w:val="num" w:pos="4320"/>
-        </w:tabs>
-        <w:ind w:left="4320" w:hanging="360"/>
+          <w:tab w:val="num" w:pos="4380"/>
+        </w:tabs>
+        <w:ind w:left="4380" w:hanging="360"/>
       </w:pPr>
     </w:lvl>
     <w:lvl w:ilvl="6" w:tentative="1">
@@ -2684,9 +2536,9 @@
       <w:lvlJc w:val="left"/>
       <w:pPr>
         <w:tabs>
-          <w:tab w:val="num" w:pos="5040"/>
-        </w:tabs>
-        <w:ind w:left="5040" w:hanging="360"/>
+          <w:tab w:val="num" w:pos="5100"/>
+        </w:tabs>
+        <w:ind w:left="5100" w:hanging="360"/>
       </w:pPr>
     </w:lvl>
     <w:lvl w:ilvl="7" w:tentative="1">
@@ -2696,9 +2548,9 @@
       <w:lvlJc w:val="left"/>
       <w:pPr>
         <w:tabs>
-          <w:tab w:val="num" w:pos="5760"/>
-        </w:tabs>
-        <w:ind w:left="5760" w:hanging="360"/>
+          <w:tab w:val="num" w:pos="5820"/>
+        </w:tabs>
+        <w:ind w:left="5820" w:hanging="360"/>
       </w:pPr>
     </w:lvl>
     <w:lvl w:ilvl="8" w:tentative="1">
@@ -2708,13 +2560,13 @@
       <w:lvlJc w:val="left"/>
       <w:pPr>
         <w:tabs>
-          <w:tab w:val="num" w:pos="6480"/>
-        </w:tabs>
-        <w:ind w:left="6480" w:hanging="360"/>
+          <w:tab w:val="num" w:pos="6540"/>
+        </w:tabs>
+        <w:ind w:left="6540" w:hanging="360"/>
       </w:pPr>
     </w:lvl>
   </w:abstractNum>
-  <w:abstractNum w:abstractNumId="4" w15:restartNumberingAfterBreak="0">
+  <w:abstractNum w:abstractNumId="5" w15:restartNumberingAfterBreak="0">
     <w:nsid w:val="52722212"/>
     <w:multiLevelType w:val="multilevel"/>
     <w:tmpl w:val="640ECB96"/>
@@ -2835,7 +2687,7 @@
       </w:pPr>
     </w:lvl>
   </w:abstractNum>
-  <w:abstractNum w:abstractNumId="5" w15:restartNumberingAfterBreak="0">
+  <w:abstractNum w:abstractNumId="6" w15:restartNumberingAfterBreak="0">
     <w:nsid w:val="77C929FA"/>
     <w:multiLevelType w:val="multilevel"/>
     <w:tmpl w:val="1E5E766C"/>
@@ -2985,22 +2837,25 @@
     </w:lvl>
   </w:abstractNum>
   <w:num w:numId="1" w16cid:durableId="1046640518">
-    <w:abstractNumId w:val="3"/>
+    <w:abstractNumId w:val="4"/>
   </w:num>
   <w:num w:numId="2" w16cid:durableId="958728200">
     <w:abstractNumId w:val="0"/>
   </w:num>
   <w:num w:numId="3" w16cid:durableId="2042630207">
-    <w:abstractNumId w:val="4"/>
+    <w:abstractNumId w:val="5"/>
   </w:num>
   <w:num w:numId="4" w16cid:durableId="367605265">
-    <w:abstractNumId w:val="1"/>
+    <w:abstractNumId w:val="2"/>
   </w:num>
   <w:num w:numId="5" w16cid:durableId="147291430">
-    <w:abstractNumId w:val="2"/>
+    <w:abstractNumId w:val="3"/>
   </w:num>
   <w:num w:numId="6" w16cid:durableId="1359233293">
-    <w:abstractNumId w:val="5"/>
+    <w:abstractNumId w:val="6"/>
+  </w:num>
+  <w:num w:numId="7" w16cid:durableId="1404258676">
+    <w:abstractNumId w:val="1"/>
   </w:num>
 </w:numbering>
 </file>
@@ -3476,7 +3331,6 @@
     <w:next w:val="a"/>
     <w:link w:val="40"/>
     <w:uiPriority w:val="9"/>
-    <w:semiHidden/>
     <w:unhideWhenUsed/>
     <w:qFormat/>
     <w:rsid w:val="007556DC"/>
@@ -3499,7 +3353,6 @@
     <w:next w:val="a"/>
     <w:link w:val="50"/>
     <w:uiPriority w:val="9"/>
-    <w:semiHidden/>
     <w:unhideWhenUsed/>
     <w:qFormat/>
     <w:rsid w:val="007556DC"/>
@@ -3521,7 +3374,6 @@
     <w:next w:val="a"/>
     <w:link w:val="60"/>
     <w:uiPriority w:val="9"/>
-    <w:semiHidden/>
     <w:unhideWhenUsed/>
     <w:qFormat/>
     <w:rsid w:val="007556DC"/>
@@ -3672,7 +3524,6 @@
     <w:basedOn w:val="a0"/>
     <w:link w:val="4"/>
     <w:uiPriority w:val="9"/>
-    <w:semiHidden/>
     <w:rsid w:val="007556DC"/>
     <w:rPr>
       <w:rFonts w:cstheme="majorBidi"/>
@@ -3686,7 +3537,6 @@
     <w:basedOn w:val="a0"/>
     <w:link w:val="5"/>
     <w:uiPriority w:val="9"/>
-    <w:semiHidden/>
     <w:rsid w:val="007556DC"/>
     <w:rPr>
       <w:rFonts w:cstheme="majorBidi"/>
@@ -3699,7 +3549,6 @@
     <w:basedOn w:val="a0"/>
     <w:link w:val="6"/>
     <w:uiPriority w:val="9"/>
-    <w:semiHidden/>
     <w:rsid w:val="007556DC"/>
     <w:rPr>
       <w:rFonts w:cstheme="majorBidi"/>
